--- a/tillsyn/A 45797-2021 tillsynsbegäran.docx
+++ b/tillsyn/A 45797-2021 tillsynsbegäran.docx
@@ -394,7 +394,7 @@
     <w:r>
       <w:tab/>
       <w:tab/>
-      <w:t>2026-05-16</w:t>
+      <w:t>2026-05-17</w:t>
       <w:br/>
       <w:br/>
     </w:r>

--- a/tillsyn/A 45797-2021 tillsynsbegäran.docx
+++ b/tillsyn/A 45797-2021 tillsynsbegäran.docx
@@ -394,7 +394,7 @@
     <w:r>
       <w:tab/>
       <w:tab/>
-      <w:t>2026-05-17</w:t>
+      <w:t>2026-05-18</w:t>
       <w:br/>
       <w:br/>
     </w:r>

--- a/tillsyn/A 45797-2021 tillsynsbegäran.docx
+++ b/tillsyn/A 45797-2021 tillsynsbegäran.docx
@@ -394,7 +394,7 @@
     <w:r>
       <w:tab/>
       <w:tab/>
-      <w:t>2026-05-18</w:t>
+      <w:t>2026-05-19</w:t>
       <w:br/>
       <w:br/>
     </w:r>

--- a/tillsyn/A 45797-2021 tillsynsbegäran.docx
+++ b/tillsyn/A 45797-2021 tillsynsbegäran.docx
@@ -394,7 +394,7 @@
     <w:r>
       <w:tab/>
       <w:tab/>
-      <w:t>2026-05-19</w:t>
+      <w:t>2026-05-20</w:t>
       <w:br/>
       <w:br/>
     </w:r>

--- a/tillsyn/A 45797-2021 tillsynsbegäran.docx
+++ b/tillsyn/A 45797-2021 tillsynsbegäran.docx
@@ -394,7 +394,7 @@
     <w:r>
       <w:tab/>
       <w:tab/>
-      <w:t>2026-05-20</w:t>
+      <w:t>2026-05-21</w:t>
       <w:br/>
       <w:br/>
     </w:r>

--- a/tillsyn/A 45797-2021 tillsynsbegäran.docx
+++ b/tillsyn/A 45797-2021 tillsynsbegäran.docx
@@ -394,7 +394,7 @@
     <w:r>
       <w:tab/>
       <w:tab/>
-      <w:t>2026-05-21</w:t>
+      <w:t>2026-05-22</w:t>
       <w:br/>
       <w:br/>
     </w:r>

--- a/tillsyn/A 45797-2021 tillsynsbegäran.docx
+++ b/tillsyn/A 45797-2021 tillsynsbegäran.docx
@@ -394,7 +394,7 @@
     <w:r>
       <w:tab/>
       <w:tab/>
-      <w:t>2026-05-22</w:t>
+      <w:t>2026-05-23</w:t>
       <w:br/>
       <w:br/>
     </w:r>

--- a/tillsyn/A 45797-2021 tillsynsbegäran.docx
+++ b/tillsyn/A 45797-2021 tillsynsbegäran.docx
@@ -394,7 +394,7 @@
     <w:r>
       <w:tab/>
       <w:tab/>
-      <w:t>2026-05-23</w:t>
+      <w:t>2026-05-24</w:t>
       <w:br/>
       <w:br/>
     </w:r>

--- a/tillsyn/A 45797-2021 tillsynsbegäran.docx
+++ b/tillsyn/A 45797-2021 tillsynsbegäran.docx
@@ -394,7 +394,7 @@
     <w:r>
       <w:tab/>
       <w:tab/>
-      <w:t>2026-05-24</w:t>
+      <w:t>2026-05-25</w:t>
       <w:br/>
       <w:br/>
     </w:r>

--- a/tillsyn/A 45797-2021 tillsynsbegäran.docx
+++ b/tillsyn/A 45797-2021 tillsynsbegäran.docx
@@ -394,7 +394,7 @@
     <w:r>
       <w:tab/>
       <w:tab/>
-      <w:t>2026-05-25</w:t>
+      <w:t>2026-05-26</w:t>
       <w:br/>
       <w:br/>
     </w:r>

--- a/tillsyn/A 45797-2021 tillsynsbegäran.docx
+++ b/tillsyn/A 45797-2021 tillsynsbegäran.docx
@@ -394,7 +394,7 @@
     <w:r>
       <w:tab/>
       <w:tab/>
-      <w:t>2026-05-26</w:t>
+      <w:t>2026-05-27</w:t>
       <w:br/>
       <w:br/>
     </w:r>

--- a/tillsyn/A 45797-2021 tillsynsbegäran.docx
+++ b/tillsyn/A 45797-2021 tillsynsbegäran.docx
@@ -35,7 +35,7 @@
     </w:p>
     <w:p>
       <w:r>
-        <w:t>I avverkningsanmälan har följande 2 naturvårdsarter hittats: talltita (NT, §4) och kungsfågel (§4). Av dessa är 1 rödlistade. För rödlistade arter har rödlistekategorin angivits inom parentes. För fridlysta arter anges även paragrafen i Artskyddsförordningen som arten är fridlyst enligt.</w:t>
+        <w:t>I avverkningsanmälan har följande 5 naturvårdsarter hittats: spillkråka (NT, §4), svartvit flugsnappare (NT, §4), talltita (NT, §4), vedticka (S) och kungsfågel (§4). Av dessa är 3 rödlistade. För rödlistade arter har rödlistekategorin angivits inom parentes. Arter som är signalarter enligt Skogsstyrelsen har markerats med (S). För fridlysta arter anges även paragrafen i Artskyddsförordningen som arten är fridlyst enligt.</w:t>
       </w:r>
     </w:p>
     <w:p>
@@ -50,7 +50,7 @@
       <w:r>
         <w:drawing>
           <wp:inline xmlns:a="http://schemas.openxmlformats.org/drawingml/2006/main" xmlns:pic="http://schemas.openxmlformats.org/drawingml/2006/picture">
-            <wp:extent cx="5486400" cy="4814136"/>
+            <wp:extent cx="5486400" cy="4577005"/>
             <wp:docPr id="1" name="Picture 1"/>
             <wp:cNvGraphicFramePr>
               <a:graphicFrameLocks noChangeAspect="1"/>
@@ -71,7 +71,7 @@
                   <pic:spPr>
                     <a:xfrm>
                       <a:off x="0" y="0"/>
-                      <a:ext cx="5486400" cy="4814136"/>
+                      <a:ext cx="5486400" cy="4577005"/>
                     </a:xfrm>
                     <a:prstGeom prst="rect"/>
                   </pic:spPr>
@@ -91,6 +91,26 @@
       </w:r>
     </w:p>
     <w:p>
+      <w:r>
+        <w:rPr>
+          <w:b/>
+        </w:rPr>
+        <w:t xml:space="preserve">Vedticka </w:t>
+      </w:r>
+      <w:r>
+        <w:t xml:space="preserve">är en bra signalart söder om den naturliga norrlandsgränsen. Den är huvudsakligen knuten till äldre barrskogar där det föreligger långvarig kontinuitet av död barrved. Vedticka är typisk art för </w:t>
+      </w:r>
+      <w:r>
+        <w:rPr>
+          <w:i/>
+        </w:rPr>
+        <w:t xml:space="preserve">9010 Taiga </w:t>
+      </w:r>
+      <w:r>
+        <w:t>(Nitare &amp; Skogsstyrelsen, 2019; SLU Artdatabanken, 2025).</w:t>
+      </w:r>
+    </w:p>
+    <w:p>
       <w:pPr>
         <w:pStyle w:val="Heading1"/>
       </w:pPr>
@@ -100,7 +120,7 @@
     </w:p>
     <w:p>
       <w:r>
-        <w:t>Följande fridlysta arter har sina livsmiljöer och växtplatser i den avverkningsanmälda skogen: talltita (NT, §4) och kungsfågel (§4).</w:t>
+        <w:t>Följande fridlysta arter har sina livsmiljöer och växtplatser i den avverkningsanmälda skogen: spillkråka (NT, §4), svartvit flugsnappare (NT, §4), talltita (NT, §4) och kungsfågel (§4).</w:t>
       </w:r>
     </w:p>
     <w:p>
@@ -115,6 +135,35 @@
       </w:r>
       <w:r>
         <w:t>(artikel 1). Vidare att de åtgärder som vidtas inte får leda till en försämring av den nuvarande situationen beträffande bevarandet av de fågelarter som avses i artikel 1 (artikel 13). Fågeldirektivet är styrande för tillsynsansvariga myndigheters ärendehantering, ställningstaganden och beslutsfattande.</w:t>
+      </w:r>
+    </w:p>
+    <w:p>
+      <w:r>
+        <w:rPr>
+          <w:b/>
+        </w:rPr>
+        <w:t>Spillkråka (§4)</w:t>
+      </w:r>
+      <w:r>
+        <w:t xml:space="preserve"> omfattas av bilaga 1 i EU:s fågeldirektiv och är typisk art för </w:t>
+      </w:r>
+      <w:r>
+        <w:rPr>
+          <w:i/>
+        </w:rPr>
+        <w:t xml:space="preserve">9010 Taiga </w:t>
+      </w:r>
+      <w:r>
+        <w:t>och</w:t>
+      </w:r>
+      <w:r>
+        <w:rPr>
+          <w:i/>
+        </w:rPr>
+        <w:t xml:space="preserve"> 9740 Skogsbevuxen myr</w:t>
+      </w:r>
+      <w:r>
+        <w:t>. Den behöver grova träd, främst tall, asp och bok som boträd. Skogsbruk med korta omloppstider och täta, homogena ungskogar utgör det största hotet. Spillkråka är en nyckelart i skogliga miljöer vars övergivna bohål utnyttjas av flera andra hålhäckande fågelarter och fladdermöss, däribland pärluggla (EN, §4), knipa (§4), salskrake (§4) och skogsduva (§4). Hökuggla (VU, §4) och slaguggla (§4) häckar ofta i högstubbar som brutits av i höjd med ett gammalt spillkråkebo (SLU Artdatabanken, 2026; Skogsstyrelsen, 2016).</w:t>
       </w:r>
     </w:p>
     <w:p>
@@ -144,6 +193,78 @@
       </w:pPr>
       <w:r>
         <w:t>BILAGA 1 – Fridlysta arter</w:t>
+      </w:r>
+    </w:p>
+    <w:p>
+      <w:pPr>
+        <w:pStyle w:val="Heading1"/>
+      </w:pPr>
+      <w:r>
+        <w:t>Spillkråka – ekologi samt krav på livsmiljön</w:t>
+      </w:r>
+    </w:p>
+    <w:p>
+      <w:r>
+        <w:t xml:space="preserve">Spillkråka (§4) ingår i bilaga 1 EU:s fågeldirektiv och är typisk art för </w:t>
+      </w:r>
+      <w:r>
+        <w:rPr>
+          <w:i/>
+        </w:rPr>
+        <w:t xml:space="preserve">9010 Taiga </w:t>
+      </w:r>
+      <w:r>
+        <w:t>och</w:t>
+      </w:r>
+      <w:r>
+        <w:rPr>
+          <w:i/>
+        </w:rPr>
+        <w:t xml:space="preserve"> 9740 Skogsbevuxen myr</w:t>
+      </w:r>
+      <w:r>
+        <w:t>. Den lever i både barr- och blandskog liksom i ren lövskog. De tätaste populationerna tenderar att finnas i äldre, variationsrik blandskog med gott om död ved och gamla träd. Varje par utnyttjar 400–1000 hektar skog beroende på skogens kvalitet. Skogsbruk med korta omloppstider och täta, homogena ungskogar utgör det största hotet (SLU Artdatabanken, 2026).</w:t>
+      </w:r>
+    </w:p>
+    <w:p>
+      <w:r>
+        <w:t>Spillkråka är en nyckelart i skogliga miljöer vars övergivna bohål utnyttjas av flera andra hålhäckande fågelarter och fladdermöss, däribland pärluggla (EN, §4), knipa (§4), salskrake (§4) och skogsduva (§4). Hökuggla (VU, §4) och slaguggla (§4) häckar ofta i högstubbar som brutits av i höjd med ett gammalt spillkråkebo (Skogsstyrelsen, 2016).</w:t>
+      </w:r>
+    </w:p>
+    <w:p>
+      <w:pPr>
+        <w:pStyle w:val="Heading2"/>
+      </w:pPr>
+      <w:r>
+        <w:t>Referenser – spillkråka</w:t>
+      </w:r>
+    </w:p>
+    <w:p>
+      <w:r>
+        <w:t xml:space="preserve">Skogsstyrelsen, 2016. </w:t>
+      </w:r>
+      <w:r>
+        <w:rPr>
+          <w:i/>
+        </w:rPr>
+        <w:t xml:space="preserve">Vägledning för hänsyn till spillkråka. </w:t>
+      </w:r>
+      <w:r>
+        <w:t>Vägledningar och kunskapsstöd artskydd – Skogsstyrelsen.</w:t>
+      </w:r>
+    </w:p>
+    <w:p>
+      <w:r>
+        <w:t xml:space="preserve">SLU Artdatabanken, 2026. </w:t>
+      </w:r>
+      <w:r>
+        <w:rPr>
+          <w:i/>
+        </w:rPr>
+        <w:t xml:space="preserve">Artfaktablad. Naturvård – artfakta. </w:t>
+      </w:r>
+      <w:r>
+        <w:t>SLU Artdatabanken, Uppsala.</w:t>
       </w:r>
     </w:p>
     <w:p>
@@ -394,7 +515,7 @@
     <w:r>
       <w:tab/>
       <w:tab/>
-      <w:t>2026-05-27</w:t>
+      <w:t>2026-05-28</w:t>
       <w:br/>
       <w:br/>
     </w:r>

--- a/tillsyn/A 45797-2021 tillsynsbegäran.docx
+++ b/tillsyn/A 45797-2021 tillsynsbegäran.docx
@@ -515,7 +515,7 @@
     <w:r>
       <w:tab/>
       <w:tab/>
-      <w:t>2026-05-28</w:t>
+      <w:t>2026-05-29</w:t>
       <w:br/>
       <w:br/>
     </w:r>

--- a/tillsyn/A 45797-2021 tillsynsbegäran.docx
+++ b/tillsyn/A 45797-2021 tillsynsbegäran.docx
@@ -515,7 +515,7 @@
     <w:r>
       <w:tab/>
       <w:tab/>
-      <w:t>2026-05-29</w:t>
+      <w:t>2026-05-30</w:t>
       <w:br/>
       <w:br/>
     </w:r>

--- a/tillsyn/A 45797-2021 tillsynsbegäran.docx
+++ b/tillsyn/A 45797-2021 tillsynsbegäran.docx
@@ -515,7 +515,7 @@
     <w:r>
       <w:tab/>
       <w:tab/>
-      <w:t>2026-05-30</w:t>
+      <w:t>2026-05-31</w:t>
       <w:br/>
       <w:br/>
     </w:r>

--- a/tillsyn/A 45797-2021 tillsynsbegäran.docx
+++ b/tillsyn/A 45797-2021 tillsynsbegäran.docx
@@ -515,7 +515,7 @@
     <w:r>
       <w:tab/>
       <w:tab/>
-      <w:t>2026-05-31</w:t>
+      <w:t>2026-06-01</w:t>
       <w:br/>
       <w:br/>
     </w:r>

--- a/tillsyn/A 45797-2021 tillsynsbegäran.docx
+++ b/tillsyn/A 45797-2021 tillsynsbegäran.docx
@@ -515,7 +515,7 @@
     <w:r>
       <w:tab/>
       <w:tab/>
-      <w:t>2026-06-01</w:t>
+      <w:t>2026-06-02</w:t>
       <w:br/>
       <w:br/>
     </w:r>

--- a/tillsyn/A 45797-2021 tillsynsbegäran.docx
+++ b/tillsyn/A 45797-2021 tillsynsbegäran.docx
@@ -515,7 +515,7 @@
     <w:r>
       <w:tab/>
       <w:tab/>
-      <w:t>2026-06-02</w:t>
+      <w:t>2026-06-03</w:t>
       <w:br/>
       <w:br/>
     </w:r>

--- a/tillsyn/A 45797-2021 tillsynsbegäran.docx
+++ b/tillsyn/A 45797-2021 tillsynsbegäran.docx
@@ -515,7 +515,7 @@
     <w:r>
       <w:tab/>
       <w:tab/>
-      <w:t>2026-06-03</w:t>
+      <w:t>2026-06-04</w:t>
       <w:br/>
       <w:br/>
     </w:r>

--- a/tillsyn/A 45797-2021 tillsynsbegäran.docx
+++ b/tillsyn/A 45797-2021 tillsynsbegäran.docx
@@ -515,7 +515,7 @@
     <w:r>
       <w:tab/>
       <w:tab/>
-      <w:t>2026-06-04</w:t>
+      <w:t>2026-06-05</w:t>
       <w:br/>
       <w:br/>
     </w:r>

--- a/tillsyn/A 45797-2021 tillsynsbegäran.docx
+++ b/tillsyn/A 45797-2021 tillsynsbegäran.docx
@@ -515,7 +515,7 @@
     <w:r>
       <w:tab/>
       <w:tab/>
-      <w:t>2026-06-05</w:t>
+      <w:t>2026-06-06</w:t>
       <w:br/>
       <w:br/>
     </w:r>

--- a/tillsyn/A 45797-2021 tillsynsbegäran.docx
+++ b/tillsyn/A 45797-2021 tillsynsbegäran.docx
@@ -515,7 +515,7 @@
     <w:r>
       <w:tab/>
       <w:tab/>
-      <w:t>2026-06-06</w:t>
+      <w:t>2026-06-07</w:t>
       <w:br/>
       <w:br/>
     </w:r>

--- a/tillsyn/A 45797-2021 tillsynsbegäran.docx
+++ b/tillsyn/A 45797-2021 tillsynsbegäran.docx
@@ -515,7 +515,7 @@
     <w:r>
       <w:tab/>
       <w:tab/>
-      <w:t>2026-06-07</w:t>
+      <w:t>2026-06-08</w:t>
       <w:br/>
       <w:br/>
     </w:r>

--- a/tillsyn/A 45797-2021 tillsynsbegäran.docx
+++ b/tillsyn/A 45797-2021 tillsynsbegäran.docx
@@ -515,7 +515,7 @@
     <w:r>
       <w:tab/>
       <w:tab/>
-      <w:t>2026-06-08</w:t>
+      <w:t>2026-06-09</w:t>
       <w:br/>
       <w:br/>
     </w:r>

--- a/tillsyn/A 45797-2021 tillsynsbegäran.docx
+++ b/tillsyn/A 45797-2021 tillsynsbegäran.docx
@@ -515,7 +515,7 @@
     <w:r>
       <w:tab/>
       <w:tab/>
-      <w:t>2026-06-09</w:t>
+      <w:t>2026-06-10</w:t>
       <w:br/>
       <w:br/>
     </w:r>

--- a/tillsyn/A 45797-2021 tillsynsbegäran.docx
+++ b/tillsyn/A 45797-2021 tillsynsbegäran.docx
@@ -515,7 +515,7 @@
     <w:r>
       <w:tab/>
       <w:tab/>
-      <w:t>2026-06-10</w:t>
+      <w:t>2026-06-11</w:t>
       <w:br/>
       <w:br/>
     </w:r>

--- a/tillsyn/A 45797-2021 tillsynsbegäran.docx
+++ b/tillsyn/A 45797-2021 tillsynsbegäran.docx
@@ -515,7 +515,7 @@
     <w:r>
       <w:tab/>
       <w:tab/>
-      <w:t>2026-06-11</w:t>
+      <w:t>2026-06-12</w:t>
       <w:br/>
       <w:br/>
     </w:r>

--- a/tillsyn/A 45797-2021 tillsynsbegäran.docx
+++ b/tillsyn/A 45797-2021 tillsynsbegäran.docx
@@ -515,7 +515,7 @@
     <w:r>
       <w:tab/>
       <w:tab/>
-      <w:t>2026-06-12</w:t>
+      <w:t>2026-06-13</w:t>
       <w:br/>
       <w:br/>
     </w:r>

--- a/tillsyn/A 45797-2021 tillsynsbegäran.docx
+++ b/tillsyn/A 45797-2021 tillsynsbegäran.docx
@@ -515,7 +515,7 @@
     <w:r>
       <w:tab/>
       <w:tab/>
-      <w:t>2026-06-13</w:t>
+      <w:t>2026-06-14</w:t>
       <w:br/>
       <w:br/>
     </w:r>

--- a/tillsyn/A 45797-2021 tillsynsbegäran.docx
+++ b/tillsyn/A 45797-2021 tillsynsbegäran.docx
@@ -515,7 +515,7 @@
     <w:r>
       <w:tab/>
       <w:tab/>
-      <w:t>2026-06-15</w:t>
+      <w:t>2026-06-16</w:t>
       <w:br/>
       <w:br/>
     </w:r>

--- a/tillsyn/A 45797-2021 tillsynsbegäran.docx
+++ b/tillsyn/A 45797-2021 tillsynsbegäran.docx
@@ -515,7 +515,7 @@
     <w:r>
       <w:tab/>
       <w:tab/>
-      <w:t>2026-06-16</w:t>
+      <w:t>2026-06-17</w:t>
       <w:br/>
       <w:br/>
     </w:r>

--- a/tillsyn/A 45797-2021 tillsynsbegäran.docx
+++ b/tillsyn/A 45797-2021 tillsynsbegäran.docx
@@ -1,6 +1,6 @@
 
 <file path=word/document.xml><?xml version="1.0" encoding="utf-8"?>
-<w:document xmlns:wpc="http://schemas.microsoft.com/office/word/2010/wordprocessingCanvas" xmlns:cx="http://schemas.microsoft.com/office/drawing/2014/chartex" xmlns:cx1="http://schemas.microsoft.com/office/drawing/2015/9/8/chartex" xmlns:cx2="http://schemas.microsoft.com/office/drawing/2015/10/21/chartex" xmlns:cx3="http://schemas.microsoft.com/office/drawing/2016/5/9/chartex" xmlns:cx4="http://schemas.microsoft.com/office/drawing/2016/5/10/chartex" xmlns:cx5="http://schemas.microsoft.com/office/drawing/2016/5/11/chartex" xmlns:cx6="http://schemas.microsoft.com/office/drawing/2016/5/12/chartex" xmlns:cx7="http://schemas.microsoft.com/office/drawing/2016/5/13/chartex" xmlns:cx8="http://schemas.microsoft.com/office/drawing/2016/5/14/chartex" xmlns:mc="http://schemas.openxmlformats.org/markup-compatibility/2006" xmlns:aink="http://schemas.microsoft.com/office/drawing/2016/ink" xmlns:am3d="http://schemas.microsoft.com/office/drawing/2017/model3d" xmlns:o="urn:schemas-microsoft-com:office:office" xmlns:oel="http://schemas.microsoft.com/office/2019/extlst" xmlns:r="http://schemas.openxmlformats.org/officeDocument/2006/relationships" xmlns:m="http://schemas.openxmlformats.org/officeDocument/2006/math" xmlns:v="urn:schemas-microsoft-com:vml" xmlns:wp14="http://schemas.microsoft.com/office/word/2010/wordprocessingDrawing" xmlns:wp="http://schemas.openxmlformats.org/drawingml/2006/wordprocessingDrawing" xmlns:w10="urn:schemas-microsoft-com:office:word" xmlns:w="http://schemas.openxmlformats.org/wordprocessingml/2006/main" xmlns:w14="http://schemas.microsoft.com/office/word/2010/wordml" xmlns:w15="http://schemas.microsoft.com/office/word/2012/wordml" xmlns:w16cex="http://schemas.microsoft.com/office/word/2018/wordml/cex" xmlns:w16cid="http://schemas.microsoft.com/office/word/2016/wordml/cid" xmlns:w16="http://schemas.microsoft.com/office/word/2018/wordml" xmlns:w16sdtdh="http://schemas.microsoft.com/office/word/2020/wordml/sdtdatahash" xmlns:w16se="http://schemas.microsoft.com/office/word/2015/wordml/symex" xmlns:wpg="http://schemas.microsoft.com/office/word/2010/wordprocessingGroup" xmlns:wpi="http://schemas.microsoft.com/office/word/2010/wordprocessingInk" xmlns:wne="http://schemas.microsoft.com/office/word/2006/wordml" xmlns:wps="http://schemas.microsoft.com/office/word/2010/wordprocessingShape" mc:Ignorable="w14 w15 w16se w16cid w16 w16cex w16sdtdh wp14">
+<w:document xmlns:wpc="http://schemas.microsoft.com/office/word/2010/wordprocessingCanvas" xmlns:cx="http://schemas.microsoft.com/office/drawing/2014/chartex" xmlns:cx1="http://schemas.microsoft.com/office/drawing/2015/9/8/chartex" xmlns:cx2="http://schemas.microsoft.com/office/drawing/2015/10/21/chartex" xmlns:cx3="http://schemas.microsoft.com/office/drawing/2016/5/9/chartex" xmlns:cx4="http://schemas.microsoft.com/office/drawing/2016/5/10/chartex" xmlns:cx5="http://schemas.microsoft.com/office/drawing/2016/5/11/chartex" xmlns:cx6="http://schemas.microsoft.com/office/drawing/2016/5/12/chartex" xmlns:cx7="http://schemas.microsoft.com/office/drawing/2016/5/13/chartex" xmlns:cx8="http://schemas.microsoft.com/office/drawing/2016/5/14/chartex" xmlns:mc="http://schemas.openxmlformats.org/markup-compatibility/2006" xmlns:aink="http://schemas.microsoft.com/office/drawing/2016/ink" xmlns:am3d="http://schemas.microsoft.com/office/drawing/2017/model3d" xmlns:o="urn:schemas-microsoft-com:office:office" xmlns:oel="http://schemas.microsoft.com/office/2019/extlst" xmlns:r="http://schemas.openxmlformats.org/officeDocument/2006/relationships" xmlns:m="http://schemas.openxmlformats.org/officeDocument/2006/math" xmlns:v="urn:schemas-microsoft-com:vml" xmlns:wp14="http://schemas.microsoft.com/office/word/2010/wordprocessingDrawing" xmlns:wp="http://schemas.openxmlformats.org/drawingml/2006/wordprocessingDrawing" xmlns:w10="urn:schemas-microsoft-com:office:word" xmlns:w="http://schemas.openxmlformats.org/wordprocessingml/2006/main" xmlns:w14="http://schemas.microsoft.com/office/word/2010/wordml" xmlns:w15="http://schemas.microsoft.com/office/word/2012/wordml" xmlns:w16cex="http://schemas.microsoft.com/office/word/2018/wordml/cex" xmlns:w16cid="http://schemas.microsoft.com/office/word/2016/wordml/cid" xmlns:w16="http://schemas.microsoft.com/office/word/2018/wordml" xmlns:w16du="http://schemas.microsoft.com/office/word/2023/wordml/word16du" xmlns:w16sdtdh="http://schemas.microsoft.com/office/word/2020/wordml/sdtdatahash" xmlns:w16sdtfl="http://schemas.microsoft.com/office/word/2024/wordml/sdtformatlock" xmlns:w16se="http://schemas.microsoft.com/office/word/2015/wordml/symex" xmlns:wpg="http://schemas.microsoft.com/office/word/2010/wordprocessingGroup" xmlns:wpi="http://schemas.microsoft.com/office/word/2010/wordprocessingInk" xmlns:wne="http://schemas.microsoft.com/office/word/2006/wordml" xmlns:wps="http://schemas.microsoft.com/office/word/2010/wordprocessingShape" mc:Ignorable="w14 w15 w16se w16cid w16 w16cex w16sdtdh w16sdtfl w16du wp14">
   <w:body>
     <w:p>
       <w:pPr>
@@ -12,35 +12,10 @@
     </w:p>
     <w:p>
       <w:r>
-        <w:t>Detta dokument behandlar höga naturvärden i avverkningsanmälan A 45797-2021 i Ljusnarsbergs kommun. Denna avverkningsanmälan inkom 2021-09-02 00:00:00 och omfattar 9,9 ha.</w:t>
+        <w:t>Detta dokument behandlar höga naturvärden i avverkningsanmälan A 45797-2021 i Ljusnarsbergs kommun som inkom 2021-09-02 och omfattar 9,9 ha.</w:t>
       </w:r>
-    </w:p>
-    <w:p>
       <w:r>
-        <w:t>Vi begär härmed att Skogsstyrelsen fattar beslut enligt miljöbalken som säkerställer att skogens höga naturvärden bevaras samt säkerställer att EU-lagstiftning efterlevs och att artskyddsbrott förhindras. Vi önskar även ta del av de ställningstaganden och beslut som myndigheterna meddelar till följd av aktuell avverkningsanmälan och föreningens inlaga (se 34 § förvaltningslagen).</w:t>
-      </w:r>
-    </w:p>
-    <w:p>
-      <w:r>
-        <w:t>Nedan beskrivs fynd av naturvårdsarter och fridlysta arter som gjorts i det avverkningsanmälda området. I BILAGA 1 finns artfakta om fridlysta arter.</w:t>
-      </w:r>
-    </w:p>
-    <w:p>
-      <w:pPr>
-        <w:pStyle w:val="Heading1"/>
-      </w:pPr>
-      <w:r>
-        <w:t>Naturvårdsarter</w:t>
-      </w:r>
-    </w:p>
-    <w:p>
-      <w:r>
-        <w:t>I avverkningsanmälan har följande 5 naturvårdsarter hittats: spillkråka (NT, §4), svartvit flugsnappare (NT, §4), talltita (NT, §4), vedticka (S) och kungsfågel (§4). Av dessa är 3 rödlistade. För rödlistade arter har rödlistekategorin angivits inom parentes. Arter som är signalarter enligt Skogsstyrelsen har markerats med (S). För fridlysta arter anges även paragrafen i Artskyddsförordningen som arten är fridlyst enligt.</w:t>
-      </w:r>
-    </w:p>
-    <w:p>
-      <w:r>
-        <w:t>De påträffade naturvårdsarterna är ett tydligt kvitto på att detta rör sig om en skog med höga naturvärden. I Figur 1 visas en karta över det avverkningsanmälda området, där samtliga fyndplatser för naturvårdsarter som finns registrerade på Artportalen har markerats.</w:t>
+        <w:t xml:space="preserve"> I Figur 1 visas fyndplatser för naturvårdsarter i området, som finns registrerade på Artportalen.</w:t>
       </w:r>
     </w:p>
     <w:p>
@@ -50,7 +25,7 @@
       <w:r>
         <w:drawing>
           <wp:inline xmlns:a="http://schemas.openxmlformats.org/drawingml/2006/main" xmlns:pic="http://schemas.openxmlformats.org/drawingml/2006/picture">
-            <wp:extent cx="5486400" cy="4577005"/>
+            <wp:extent cx="5486400" cy="4590404"/>
             <wp:docPr id="1" name="Picture 1"/>
             <wp:cNvGraphicFramePr>
               <a:graphicFrameLocks noChangeAspect="1"/>
@@ -71,7 +46,7 @@
                   <pic:spPr>
                     <a:xfrm>
                       <a:off x="0" y="0"/>
-                      <a:ext cx="5486400" cy="4577005"/>
+                      <a:ext cx="5486400" cy="4590404"/>
                     </a:xfrm>
                     <a:prstGeom prst="rect"/>
                   </pic:spPr>
@@ -85,29 +60,25 @@
     <w:p>
       <w:pPr>
         <w:pStyle w:val="Caption"/>
+        <w:spacing w:after="240"/>
       </w:pPr>
       <w:r>
-        <w:t>Figur 1. Fyndplatser för naturvårdsarter i det avverkningsanmälda området (röd linje). Markörer utan svart kant är placerade på fyndplatsen. Markörer med svart kant är placerade vid sidan av fyndplatsen och har ett svart streck som visar fyndplatsens exakta position. Kartans mittpunktskoordinat är N 6660704, E 488937 i SWEREF 99 TM.</w:t>
+        <w:t>Figur 1. Fyndplatser för naturvårdsarter i och inom 13 meter från avverkningsanmälan (röd linje). Inom parentes anges rödlistekategorier, S för signalarter, Tför typiska arter och fridlysningsparagrafer i artskyddsförordningen.Markörer utan svart kant är placerade på fyndplatsen. Markörer med svart kant är placerade vid sidan av fyndplatsen och har ett svart streck som visar fyndplatsens exakta position. Kartans mittpunktskoordinat är N 6660704, E 488937 i SWEREF 99 TM.</w:t>
       </w:r>
     </w:p>
     <w:p>
       <w:r>
-        <w:rPr>
-          <w:b/>
-        </w:rPr>
-        <w:t xml:space="preserve">Vedticka </w:t>
+        <w:t>Vi begär härmed att Skogsstyrelsen fattar beslut enligt miljöbalken som säkerställer att skogens höga naturvärden bevaras samt att EU-lagstiftning efterlevs och att artskyddsbrott förhindras.</w:t>
       </w:r>
+    </w:p>
+    <w:p>
       <w:r>
-        <w:t xml:space="preserve">är en bra signalart söder om den naturliga norrlandsgränsen. Den är huvudsakligen knuten till äldre barrskogar där det föreligger långvarig kontinuitet av död barrved. Vedticka är typisk art för </w:t>
+        <w:t>Vi önskar även ta del av de ställningstaganden och beslut som myndigheten meddelar till följd av aktuell avverkningsanmälan och föreningens inlaga (se 34 § förvaltningslagen).</w:t>
       </w:r>
+    </w:p>
+    <w:p>
       <w:r>
-        <w:rPr>
-          <w:i/>
-        </w:rPr>
-        <w:t xml:space="preserve">9010 Taiga </w:t>
-      </w:r>
-      <w:r>
-        <w:t>(Nitare &amp; Skogsstyrelsen, 2019; SLU Artdatabanken, 2025).</w:t>
+        <w:t>Nedan beskrivs fynd av naturvårdsarter och fridlysta arter som gjorts i det avverkningsanmälda området. I BILAGA 1 finns artfakta om fridlysta arter.</w:t>
       </w:r>
     </w:p>
     <w:p>
@@ -115,12 +86,30 @@
         <w:pStyle w:val="Heading1"/>
       </w:pPr>
       <w:r>
+        <w:t>Naturvårdsarter</w:t>
+      </w:r>
+    </w:p>
+    <w:p>
+      <w:r>
+        <w:t>I och inom 13 meter från avverkningsanmälan har följande 7 naturvårdsarter hittats: garnlav (VU, T), talltita (NT, §4), vedticka (S, T), spillkråka (T, §4), tofsmes (T, §4), kungsfågel (§4) och svartvit flugsnappare (§4). Av dessa är 2 rödlistade. För rödlistade arter har rödlistekategorin angivits inom parentes. Arter som är signalarter enligt Skogsstyrelsen har markerats med (S). Typiska arter inom Natura 2000 som är kopplade till skogsekosystem har markerats med (T). För fridlysta arter anges även paragrafen i Artskyddsförordningen som arten är fridlyst enligt.</w:t>
+      </w:r>
+    </w:p>
+    <w:p>
+      <w:r>
+        <w:t>De påträffade naturvårdsarterna är ett tydligt kvitto på att det rör sig om en skog med höga naturvärden.</w:t>
+      </w:r>
+    </w:p>
+    <w:p>
+      <w:pPr>
+        <w:pStyle w:val="Heading2"/>
+      </w:pPr>
+      <w:r>
         <w:t>Fridlysta arter</w:t>
       </w:r>
     </w:p>
     <w:p>
       <w:r>
-        <w:t>Följande fridlysta arter har sina livsmiljöer och växtplatser i den avverkningsanmälda skogen: spillkråka (NT, §4), svartvit flugsnappare (NT, §4), talltita (NT, §4) och kungsfågel (§4).</w:t>
+        <w:t>Följande fridlysta arter har sina livsmiljöer och växtplatser i den avverkningsanmälda skogen: talltita (NT, §4), spillkråka (T, §4), tofsmes (T, §4), kungsfågel (§4) och svartvit flugsnappare (§4).</w:t>
       </w:r>
     </w:p>
     <w:p>
@@ -179,7 +168,84 @@
     </w:p>
     <w:p>
       <w:r>
+        <w:rPr>
+          <w:b/>
+        </w:rPr>
+        <w:t>Tofsmes (§4)</w:t>
+      </w:r>
+      <w:r>
+        <w:t xml:space="preserve"> häckar i barr- och blandskog, främst i tallskog. Tofsmes är typisk art för </w:t>
+      </w:r>
+      <w:r>
+        <w:rPr>
+          <w:i/>
+        </w:rPr>
+        <w:t xml:space="preserve">9010 Taiga </w:t>
+      </w:r>
+      <w:r>
+        <w:t>(SLU Artdatabanken, 2025).</w:t>
+      </w:r>
+    </w:p>
+    <w:p>
+      <w:r>
         <w:t>I BILAGA 1 finns mer detaljerad information om ekologi samt krav på livsmiljö hos fridlysta arter.</w:t>
+      </w:r>
+    </w:p>
+    <w:p>
+      <w:pPr>
+        <w:pStyle w:val="Heading2"/>
+      </w:pPr>
+      <w:r>
+        <w:t>Övriga naturvårdsarter</w:t>
+      </w:r>
+    </w:p>
+    <w:p>
+      <w:r>
+        <w:rPr>
+          <w:b/>
+        </w:rPr>
+        <w:t>Garnlav (VU)</w:t>
+      </w:r>
+      <w:r>
+        <w:t xml:space="preserve"> är en utpräglad barrskogsart som ibland kan drapera träden i norrländska grannaturskogar med hög luftfuktighet. Den förekommer även i talldominerade bestånd där den, förutom i trädens grenverk, påträffas hängande över ojämnheter i tallbarken. Arten har minskat starkt i södra och mellersta Sverige och den minskar även i sitt nordliga utbredningsområde. Minskningstakten uppgår till 30 (20–50) % inom 50 år och överstiger gränsvärdet för Sårbar (VU). Orsaken till tillbakagången beror främst på slutavverkningar av naturskogsartade skogar. Bestånd med riklig förekomst bör regelmässigt sparas, vilket även gynnar flera andra sällsynta och rödlistade arter. Garnlav är värdväxt för den mycket sällsynta och akut hotade fjärilen barrskogslavfly (CR) som hör hemma i boreala barrskogar med riklig förekomst av värdväxten. Tidigare kunde arten konstateras årligen på flera platser vid Dala-Floda i Dalarna innan lokalerna kalavverkades. Senaste fyndet i landet av barrskogslavfly är från år 2000 då den påträffades vid Högberget i Sollefteå kommun. Garnlav är typisk art för </w:t>
+      </w:r>
+      <w:r>
+        <w:rPr>
+          <w:i/>
+        </w:rPr>
+        <w:t xml:space="preserve">9010 Taiga </w:t>
+      </w:r>
+      <w:r>
+        <w:t>och</w:t>
+      </w:r>
+      <w:r>
+        <w:rPr>
+          <w:i/>
+        </w:rPr>
+        <w:t xml:space="preserve"> 9070 Trädklädd betesmark</w:t>
+      </w:r>
+      <w:r>
+        <w:t xml:space="preserve"> (SLU Artdatabanken, 2026).</w:t>
+      </w:r>
+    </w:p>
+    <w:p>
+      <w:r>
+        <w:rPr>
+          <w:b/>
+        </w:rPr>
+        <w:t xml:space="preserve">Vedticka </w:t>
+      </w:r>
+      <w:r>
+        <w:t xml:space="preserve">är en bra signalart söder om den naturliga norrlandsgränsen. Den är huvudsakligen knuten till äldre barrskogar där det föreligger långvarig kontinuitet av död barrved. Vedticka är typisk art för </w:t>
+      </w:r>
+      <w:r>
+        <w:rPr>
+          <w:i/>
+        </w:rPr>
+        <w:t xml:space="preserve">9010 Taiga </w:t>
+      </w:r>
+      <w:r>
+        <w:t>(Nitare &amp; Skogsstyrelsen, 2019; SLU Artdatabanken, 2025).</w:t>
       </w:r>
     </w:p>
     <w:p>
@@ -405,7 +471,7 @@
 </file>
 
 <file path=word/endnotes.xml><?xml version="1.0" encoding="utf-8"?>
-<w:endnotes xmlns:wpc="http://schemas.microsoft.com/office/word/2010/wordprocessingCanvas" xmlns:cx="http://schemas.microsoft.com/office/drawing/2014/chartex" xmlns:cx1="http://schemas.microsoft.com/office/drawing/2015/9/8/chartex" xmlns:cx2="http://schemas.microsoft.com/office/drawing/2015/10/21/chartex" xmlns:cx3="http://schemas.microsoft.com/office/drawing/2016/5/9/chartex" xmlns:cx4="http://schemas.microsoft.com/office/drawing/2016/5/10/chartex" xmlns:cx5="http://schemas.microsoft.com/office/drawing/2016/5/11/chartex" xmlns:cx6="http://schemas.microsoft.com/office/drawing/2016/5/12/chartex" xmlns:cx7="http://schemas.microsoft.com/office/drawing/2016/5/13/chartex" xmlns:cx8="http://schemas.microsoft.com/office/drawing/2016/5/14/chartex" xmlns:mc="http://schemas.openxmlformats.org/markup-compatibility/2006" xmlns:aink="http://schemas.microsoft.com/office/drawing/2016/ink" xmlns:am3d="http://schemas.microsoft.com/office/drawing/2017/model3d" xmlns:o="urn:schemas-microsoft-com:office:office" xmlns:oel="http://schemas.microsoft.com/office/2019/extlst" xmlns:r="http://schemas.openxmlformats.org/officeDocument/2006/relationships" xmlns:m="http://schemas.openxmlformats.org/officeDocument/2006/math" xmlns:v="urn:schemas-microsoft-com:vml" xmlns:wp14="http://schemas.microsoft.com/office/word/2010/wordprocessingDrawing" xmlns:wp="http://schemas.openxmlformats.org/drawingml/2006/wordprocessingDrawing" xmlns:w10="urn:schemas-microsoft-com:office:word" xmlns:w="http://schemas.openxmlformats.org/wordprocessingml/2006/main" xmlns:w14="http://schemas.microsoft.com/office/word/2010/wordml" xmlns:w15="http://schemas.microsoft.com/office/word/2012/wordml" xmlns:w16cex="http://schemas.microsoft.com/office/word/2018/wordml/cex" xmlns:w16cid="http://schemas.microsoft.com/office/word/2016/wordml/cid" xmlns:w16="http://schemas.microsoft.com/office/word/2018/wordml" xmlns:w16sdtdh="http://schemas.microsoft.com/office/word/2020/wordml/sdtdatahash" xmlns:w16se="http://schemas.microsoft.com/office/word/2015/wordml/symex" xmlns:wpg="http://schemas.microsoft.com/office/word/2010/wordprocessingGroup" xmlns:wpi="http://schemas.microsoft.com/office/word/2010/wordprocessingInk" xmlns:wne="http://schemas.microsoft.com/office/word/2006/wordml" xmlns:wps="http://schemas.microsoft.com/office/word/2010/wordprocessingShape" mc:Ignorable="w14 w15 w16se w16cid w16 w16cex w16sdtdh wp14">
+<w:endnotes xmlns:wpc="http://schemas.microsoft.com/office/word/2010/wordprocessingCanvas" xmlns:cx="http://schemas.microsoft.com/office/drawing/2014/chartex" xmlns:cx1="http://schemas.microsoft.com/office/drawing/2015/9/8/chartex" xmlns:cx2="http://schemas.microsoft.com/office/drawing/2015/10/21/chartex" xmlns:cx3="http://schemas.microsoft.com/office/drawing/2016/5/9/chartex" xmlns:cx4="http://schemas.microsoft.com/office/drawing/2016/5/10/chartex" xmlns:cx5="http://schemas.microsoft.com/office/drawing/2016/5/11/chartex" xmlns:cx6="http://schemas.microsoft.com/office/drawing/2016/5/12/chartex" xmlns:cx7="http://schemas.microsoft.com/office/drawing/2016/5/13/chartex" xmlns:cx8="http://schemas.microsoft.com/office/drawing/2016/5/14/chartex" xmlns:mc="http://schemas.openxmlformats.org/markup-compatibility/2006" xmlns:aink="http://schemas.microsoft.com/office/drawing/2016/ink" xmlns:am3d="http://schemas.microsoft.com/office/drawing/2017/model3d" xmlns:o="urn:schemas-microsoft-com:office:office" xmlns:oel="http://schemas.microsoft.com/office/2019/extlst" xmlns:r="http://schemas.openxmlformats.org/officeDocument/2006/relationships" xmlns:m="http://schemas.openxmlformats.org/officeDocument/2006/math" xmlns:v="urn:schemas-microsoft-com:vml" xmlns:wp14="http://schemas.microsoft.com/office/word/2010/wordprocessingDrawing" xmlns:wp="http://schemas.openxmlformats.org/drawingml/2006/wordprocessingDrawing" xmlns:w10="urn:schemas-microsoft-com:office:word" xmlns:w="http://schemas.openxmlformats.org/wordprocessingml/2006/main" xmlns:w14="http://schemas.microsoft.com/office/word/2010/wordml" xmlns:w15="http://schemas.microsoft.com/office/word/2012/wordml" xmlns:w16cex="http://schemas.microsoft.com/office/word/2018/wordml/cex" xmlns:w16cid="http://schemas.microsoft.com/office/word/2016/wordml/cid" xmlns:w16="http://schemas.microsoft.com/office/word/2018/wordml" xmlns:w16du="http://schemas.microsoft.com/office/word/2023/wordml/word16du" xmlns:w16sdtdh="http://schemas.microsoft.com/office/word/2020/wordml/sdtdatahash" xmlns:w16sdtfl="http://schemas.microsoft.com/office/word/2024/wordml/sdtformatlock" xmlns:w16se="http://schemas.microsoft.com/office/word/2015/wordml/symex" xmlns:wpg="http://schemas.microsoft.com/office/word/2010/wordprocessingGroup" xmlns:wpi="http://schemas.microsoft.com/office/word/2010/wordprocessingInk" xmlns:wne="http://schemas.microsoft.com/office/word/2006/wordml" xmlns:wps="http://schemas.microsoft.com/office/word/2010/wordprocessingShape" mc:Ignorable="w14 w15 w16se w16cid w16 w16cex w16sdtdh w16sdtfl w16du wp14">
   <w:endnote w:type="separator" w:id="-1">
     <w:p>
       <w:pPr>
@@ -430,7 +496,7 @@
 </file>
 
 <file path=word/footer1.xml><?xml version="1.0" encoding="utf-8"?>
-<w:ftr xmlns:wpc="http://schemas.microsoft.com/office/word/2010/wordprocessingCanvas" xmlns:cx="http://schemas.microsoft.com/office/drawing/2014/chartex" xmlns:cx1="http://schemas.microsoft.com/office/drawing/2015/9/8/chartex" xmlns:cx2="http://schemas.microsoft.com/office/drawing/2015/10/21/chartex" xmlns:cx3="http://schemas.microsoft.com/office/drawing/2016/5/9/chartex" xmlns:cx4="http://schemas.microsoft.com/office/drawing/2016/5/10/chartex" xmlns:cx5="http://schemas.microsoft.com/office/drawing/2016/5/11/chartex" xmlns:cx6="http://schemas.microsoft.com/office/drawing/2016/5/12/chartex" xmlns:cx7="http://schemas.microsoft.com/office/drawing/2016/5/13/chartex" xmlns:cx8="http://schemas.microsoft.com/office/drawing/2016/5/14/chartex" xmlns:mc="http://schemas.openxmlformats.org/markup-compatibility/2006" xmlns:aink="http://schemas.microsoft.com/office/drawing/2016/ink" xmlns:am3d="http://schemas.microsoft.com/office/drawing/2017/model3d" xmlns:o="urn:schemas-microsoft-com:office:office" xmlns:oel="http://schemas.microsoft.com/office/2019/extlst" xmlns:r="http://schemas.openxmlformats.org/officeDocument/2006/relationships" xmlns:m="http://schemas.openxmlformats.org/officeDocument/2006/math" xmlns:v="urn:schemas-microsoft-com:vml" xmlns:wp14="http://schemas.microsoft.com/office/word/2010/wordprocessingDrawing" xmlns:wp="http://schemas.openxmlformats.org/drawingml/2006/wordprocessingDrawing" xmlns:w10="urn:schemas-microsoft-com:office:word" xmlns:w="http://schemas.openxmlformats.org/wordprocessingml/2006/main" xmlns:w14="http://schemas.microsoft.com/office/word/2010/wordml" xmlns:w15="http://schemas.microsoft.com/office/word/2012/wordml" xmlns:w16cex="http://schemas.microsoft.com/office/word/2018/wordml/cex" xmlns:w16cid="http://schemas.microsoft.com/office/word/2016/wordml/cid" xmlns:w16="http://schemas.microsoft.com/office/word/2018/wordml" xmlns:w16sdtdh="http://schemas.microsoft.com/office/word/2020/wordml/sdtdatahash" xmlns:w16se="http://schemas.microsoft.com/office/word/2015/wordml/symex" xmlns:wpg="http://schemas.microsoft.com/office/word/2010/wordprocessingGroup" xmlns:wpi="http://schemas.microsoft.com/office/word/2010/wordprocessingInk" xmlns:wne="http://schemas.microsoft.com/office/word/2006/wordml" xmlns:wps="http://schemas.microsoft.com/office/word/2010/wordprocessingShape" mc:Ignorable="w14 w15 w16se w16cid w16 w16cex w16sdtdh wp14">
+<w:ftr xmlns:wpc="http://schemas.microsoft.com/office/word/2010/wordprocessingCanvas" xmlns:cx="http://schemas.microsoft.com/office/drawing/2014/chartex" xmlns:cx1="http://schemas.microsoft.com/office/drawing/2015/9/8/chartex" xmlns:cx2="http://schemas.microsoft.com/office/drawing/2015/10/21/chartex" xmlns:cx3="http://schemas.microsoft.com/office/drawing/2016/5/9/chartex" xmlns:cx4="http://schemas.microsoft.com/office/drawing/2016/5/10/chartex" xmlns:cx5="http://schemas.microsoft.com/office/drawing/2016/5/11/chartex" xmlns:cx6="http://schemas.microsoft.com/office/drawing/2016/5/12/chartex" xmlns:cx7="http://schemas.microsoft.com/office/drawing/2016/5/13/chartex" xmlns:cx8="http://schemas.microsoft.com/office/drawing/2016/5/14/chartex" xmlns:mc="http://schemas.openxmlformats.org/markup-compatibility/2006" xmlns:aink="http://schemas.microsoft.com/office/drawing/2016/ink" xmlns:am3d="http://schemas.microsoft.com/office/drawing/2017/model3d" xmlns:o="urn:schemas-microsoft-com:office:office" xmlns:oel="http://schemas.microsoft.com/office/2019/extlst" xmlns:r="http://schemas.openxmlformats.org/officeDocument/2006/relationships" xmlns:m="http://schemas.openxmlformats.org/officeDocument/2006/math" xmlns:v="urn:schemas-microsoft-com:vml" xmlns:wp14="http://schemas.microsoft.com/office/word/2010/wordprocessingDrawing" xmlns:wp="http://schemas.openxmlformats.org/drawingml/2006/wordprocessingDrawing" xmlns:w10="urn:schemas-microsoft-com:office:word" xmlns:w="http://schemas.openxmlformats.org/wordprocessingml/2006/main" xmlns:w14="http://schemas.microsoft.com/office/word/2010/wordml" xmlns:w15="http://schemas.microsoft.com/office/word/2012/wordml" xmlns:w16cex="http://schemas.microsoft.com/office/word/2018/wordml/cex" xmlns:w16cid="http://schemas.microsoft.com/office/word/2016/wordml/cid" xmlns:w16="http://schemas.microsoft.com/office/word/2018/wordml" xmlns:w16du="http://schemas.microsoft.com/office/word/2023/wordml/word16du" xmlns:w16sdtdh="http://schemas.microsoft.com/office/word/2020/wordml/sdtdatahash" xmlns:w16sdtfl="http://schemas.microsoft.com/office/word/2024/wordml/sdtformatlock" xmlns:w16se="http://schemas.microsoft.com/office/word/2015/wordml/symex" xmlns:wpg="http://schemas.microsoft.com/office/word/2010/wordprocessingGroup" xmlns:wpi="http://schemas.microsoft.com/office/word/2010/wordprocessingInk" xmlns:wne="http://schemas.microsoft.com/office/word/2006/wordml" xmlns:wps="http://schemas.microsoft.com/office/word/2010/wordprocessingShape" mc:Ignorable="w14 w15 w16se w16cid w16 w16cex w16sdtdh w16sdtfl w16du wp14">
   <w:p>
     <w:pPr>
       <w:pStyle w:val="Footer"/>
@@ -440,7 +506,7 @@
 </file>
 
 <file path=word/footer2.xml><?xml version="1.0" encoding="utf-8"?>
-<w:ftr xmlns:wpc="http://schemas.microsoft.com/office/word/2010/wordprocessingCanvas" xmlns:cx="http://schemas.microsoft.com/office/drawing/2014/chartex" xmlns:cx1="http://schemas.microsoft.com/office/drawing/2015/9/8/chartex" xmlns:cx2="http://schemas.microsoft.com/office/drawing/2015/10/21/chartex" xmlns:cx3="http://schemas.microsoft.com/office/drawing/2016/5/9/chartex" xmlns:cx4="http://schemas.microsoft.com/office/drawing/2016/5/10/chartex" xmlns:cx5="http://schemas.microsoft.com/office/drawing/2016/5/11/chartex" xmlns:cx6="http://schemas.microsoft.com/office/drawing/2016/5/12/chartex" xmlns:cx7="http://schemas.microsoft.com/office/drawing/2016/5/13/chartex" xmlns:cx8="http://schemas.microsoft.com/office/drawing/2016/5/14/chartex" xmlns:mc="http://schemas.openxmlformats.org/markup-compatibility/2006" xmlns:aink="http://schemas.microsoft.com/office/drawing/2016/ink" xmlns:am3d="http://schemas.microsoft.com/office/drawing/2017/model3d" xmlns:o="urn:schemas-microsoft-com:office:office" xmlns:oel="http://schemas.microsoft.com/office/2019/extlst" xmlns:r="http://schemas.openxmlformats.org/officeDocument/2006/relationships" xmlns:m="http://schemas.openxmlformats.org/officeDocument/2006/math" xmlns:v="urn:schemas-microsoft-com:vml" xmlns:wp14="http://schemas.microsoft.com/office/word/2010/wordprocessingDrawing" xmlns:wp="http://schemas.openxmlformats.org/drawingml/2006/wordprocessingDrawing" xmlns:w10="urn:schemas-microsoft-com:office:word" xmlns:w="http://schemas.openxmlformats.org/wordprocessingml/2006/main" xmlns:w14="http://schemas.microsoft.com/office/word/2010/wordml" xmlns:w15="http://schemas.microsoft.com/office/word/2012/wordml" xmlns:w16cex="http://schemas.microsoft.com/office/word/2018/wordml/cex" xmlns:w16cid="http://schemas.microsoft.com/office/word/2016/wordml/cid" xmlns:w16="http://schemas.microsoft.com/office/word/2018/wordml" xmlns:w16sdtdh="http://schemas.microsoft.com/office/word/2020/wordml/sdtdatahash" xmlns:w16se="http://schemas.microsoft.com/office/word/2015/wordml/symex" xmlns:wpg="http://schemas.microsoft.com/office/word/2010/wordprocessingGroup" xmlns:wpi="http://schemas.microsoft.com/office/word/2010/wordprocessingInk" xmlns:wne="http://schemas.microsoft.com/office/word/2006/wordml" xmlns:wps="http://schemas.microsoft.com/office/word/2010/wordprocessingShape" mc:Ignorable="w14 w15 w16se w16cid w16 w16cex w16sdtdh wp14">
+<w:ftr xmlns:wpc="http://schemas.microsoft.com/office/word/2010/wordprocessingCanvas" xmlns:cx="http://schemas.microsoft.com/office/drawing/2014/chartex" xmlns:cx1="http://schemas.microsoft.com/office/drawing/2015/9/8/chartex" xmlns:cx2="http://schemas.microsoft.com/office/drawing/2015/10/21/chartex" xmlns:cx3="http://schemas.microsoft.com/office/drawing/2016/5/9/chartex" xmlns:cx4="http://schemas.microsoft.com/office/drawing/2016/5/10/chartex" xmlns:cx5="http://schemas.microsoft.com/office/drawing/2016/5/11/chartex" xmlns:cx6="http://schemas.microsoft.com/office/drawing/2016/5/12/chartex" xmlns:cx7="http://schemas.microsoft.com/office/drawing/2016/5/13/chartex" xmlns:cx8="http://schemas.microsoft.com/office/drawing/2016/5/14/chartex" xmlns:mc="http://schemas.openxmlformats.org/markup-compatibility/2006" xmlns:aink="http://schemas.microsoft.com/office/drawing/2016/ink" xmlns:am3d="http://schemas.microsoft.com/office/drawing/2017/model3d" xmlns:o="urn:schemas-microsoft-com:office:office" xmlns:oel="http://schemas.microsoft.com/office/2019/extlst" xmlns:r="http://schemas.openxmlformats.org/officeDocument/2006/relationships" xmlns:m="http://schemas.openxmlformats.org/officeDocument/2006/math" xmlns:v="urn:schemas-microsoft-com:vml" xmlns:wp14="http://schemas.microsoft.com/office/word/2010/wordprocessingDrawing" xmlns:wp="http://schemas.openxmlformats.org/drawingml/2006/wordprocessingDrawing" xmlns:w10="urn:schemas-microsoft-com:office:word" xmlns:w="http://schemas.openxmlformats.org/wordprocessingml/2006/main" xmlns:w14="http://schemas.microsoft.com/office/word/2010/wordml" xmlns:w15="http://schemas.microsoft.com/office/word/2012/wordml" xmlns:w16cex="http://schemas.microsoft.com/office/word/2018/wordml/cex" xmlns:w16cid="http://schemas.microsoft.com/office/word/2016/wordml/cid" xmlns:w16="http://schemas.microsoft.com/office/word/2018/wordml" xmlns:w16du="http://schemas.microsoft.com/office/word/2023/wordml/word16du" xmlns:w16sdtdh="http://schemas.microsoft.com/office/word/2020/wordml/sdtdatahash" xmlns:w16sdtfl="http://schemas.microsoft.com/office/word/2024/wordml/sdtformatlock" xmlns:w16se="http://schemas.microsoft.com/office/word/2015/wordml/symex" xmlns:wpg="http://schemas.microsoft.com/office/word/2010/wordprocessingGroup" xmlns:wpi="http://schemas.microsoft.com/office/word/2010/wordprocessingInk" xmlns:wne="http://schemas.microsoft.com/office/word/2006/wordml" xmlns:wps="http://schemas.microsoft.com/office/word/2010/wordprocessingShape" mc:Ignorable="w14 w15 w16se w16cid w16 w16cex w16sdtdh w16sdtfl w16du wp14">
   <w:p>
     <w:pPr>
       <w:pStyle w:val="Footer"/>
@@ -450,7 +516,7 @@
 </file>
 
 <file path=word/footer3.xml><?xml version="1.0" encoding="utf-8"?>
-<w:ftr xmlns:wpc="http://schemas.microsoft.com/office/word/2010/wordprocessingCanvas" xmlns:cx="http://schemas.microsoft.com/office/drawing/2014/chartex" xmlns:cx1="http://schemas.microsoft.com/office/drawing/2015/9/8/chartex" xmlns:cx2="http://schemas.microsoft.com/office/drawing/2015/10/21/chartex" xmlns:cx3="http://schemas.microsoft.com/office/drawing/2016/5/9/chartex" xmlns:cx4="http://schemas.microsoft.com/office/drawing/2016/5/10/chartex" xmlns:cx5="http://schemas.microsoft.com/office/drawing/2016/5/11/chartex" xmlns:cx6="http://schemas.microsoft.com/office/drawing/2016/5/12/chartex" xmlns:cx7="http://schemas.microsoft.com/office/drawing/2016/5/13/chartex" xmlns:cx8="http://schemas.microsoft.com/office/drawing/2016/5/14/chartex" xmlns:mc="http://schemas.openxmlformats.org/markup-compatibility/2006" xmlns:aink="http://schemas.microsoft.com/office/drawing/2016/ink" xmlns:am3d="http://schemas.microsoft.com/office/drawing/2017/model3d" xmlns:o="urn:schemas-microsoft-com:office:office" xmlns:oel="http://schemas.microsoft.com/office/2019/extlst" xmlns:r="http://schemas.openxmlformats.org/officeDocument/2006/relationships" xmlns:m="http://schemas.openxmlformats.org/officeDocument/2006/math" xmlns:v="urn:schemas-microsoft-com:vml" xmlns:wp14="http://schemas.microsoft.com/office/word/2010/wordprocessingDrawing" xmlns:wp="http://schemas.openxmlformats.org/drawingml/2006/wordprocessingDrawing" xmlns:w10="urn:schemas-microsoft-com:office:word" xmlns:w="http://schemas.openxmlformats.org/wordprocessingml/2006/main" xmlns:w14="http://schemas.microsoft.com/office/word/2010/wordml" xmlns:w15="http://schemas.microsoft.com/office/word/2012/wordml" xmlns:w16cex="http://schemas.microsoft.com/office/word/2018/wordml/cex" xmlns:w16cid="http://schemas.microsoft.com/office/word/2016/wordml/cid" xmlns:w16="http://schemas.microsoft.com/office/word/2018/wordml" xmlns:w16sdtdh="http://schemas.microsoft.com/office/word/2020/wordml/sdtdatahash" xmlns:w16se="http://schemas.microsoft.com/office/word/2015/wordml/symex" xmlns:wpg="http://schemas.microsoft.com/office/word/2010/wordprocessingGroup" xmlns:wpi="http://schemas.microsoft.com/office/word/2010/wordprocessingInk" xmlns:wne="http://schemas.microsoft.com/office/word/2006/wordml" xmlns:wps="http://schemas.microsoft.com/office/word/2010/wordprocessingShape" mc:Ignorable="w14 w15 w16se w16cid w16 w16cex w16sdtdh wp14">
+<w:ftr xmlns:wpc="http://schemas.microsoft.com/office/word/2010/wordprocessingCanvas" xmlns:cx="http://schemas.microsoft.com/office/drawing/2014/chartex" xmlns:cx1="http://schemas.microsoft.com/office/drawing/2015/9/8/chartex" xmlns:cx2="http://schemas.microsoft.com/office/drawing/2015/10/21/chartex" xmlns:cx3="http://schemas.microsoft.com/office/drawing/2016/5/9/chartex" xmlns:cx4="http://schemas.microsoft.com/office/drawing/2016/5/10/chartex" xmlns:cx5="http://schemas.microsoft.com/office/drawing/2016/5/11/chartex" xmlns:cx6="http://schemas.microsoft.com/office/drawing/2016/5/12/chartex" xmlns:cx7="http://schemas.microsoft.com/office/drawing/2016/5/13/chartex" xmlns:cx8="http://schemas.microsoft.com/office/drawing/2016/5/14/chartex" xmlns:mc="http://schemas.openxmlformats.org/markup-compatibility/2006" xmlns:aink="http://schemas.microsoft.com/office/drawing/2016/ink" xmlns:am3d="http://schemas.microsoft.com/office/drawing/2017/model3d" xmlns:o="urn:schemas-microsoft-com:office:office" xmlns:oel="http://schemas.microsoft.com/office/2019/extlst" xmlns:r="http://schemas.openxmlformats.org/officeDocument/2006/relationships" xmlns:m="http://schemas.openxmlformats.org/officeDocument/2006/math" xmlns:v="urn:schemas-microsoft-com:vml" xmlns:wp14="http://schemas.microsoft.com/office/word/2010/wordprocessingDrawing" xmlns:wp="http://schemas.openxmlformats.org/drawingml/2006/wordprocessingDrawing" xmlns:w10="urn:schemas-microsoft-com:office:word" xmlns:w="http://schemas.openxmlformats.org/wordprocessingml/2006/main" xmlns:w14="http://schemas.microsoft.com/office/word/2010/wordml" xmlns:w15="http://schemas.microsoft.com/office/word/2012/wordml" xmlns:w16cex="http://schemas.microsoft.com/office/word/2018/wordml/cex" xmlns:w16cid="http://schemas.microsoft.com/office/word/2016/wordml/cid" xmlns:w16="http://schemas.microsoft.com/office/word/2018/wordml" xmlns:w16du="http://schemas.microsoft.com/office/word/2023/wordml/word16du" xmlns:w16sdtdh="http://schemas.microsoft.com/office/word/2020/wordml/sdtdatahash" xmlns:w16sdtfl="http://schemas.microsoft.com/office/word/2024/wordml/sdtformatlock" xmlns:w16se="http://schemas.microsoft.com/office/word/2015/wordml/symex" xmlns:wpg="http://schemas.microsoft.com/office/word/2010/wordprocessingGroup" xmlns:wpi="http://schemas.microsoft.com/office/word/2010/wordprocessingInk" xmlns:wne="http://schemas.microsoft.com/office/word/2006/wordml" xmlns:wps="http://schemas.microsoft.com/office/word/2010/wordprocessingShape" mc:Ignorable="w14 w15 w16se w16cid w16 w16cex w16sdtdh w16sdtfl w16du wp14">
   <w:p>
     <w:pPr>
       <w:pStyle w:val="Footer"/>
@@ -460,7 +526,7 @@
 </file>
 
 <file path=word/footnotes.xml><?xml version="1.0" encoding="utf-8"?>
-<w:footnotes xmlns:wpc="http://schemas.microsoft.com/office/word/2010/wordprocessingCanvas" xmlns:cx="http://schemas.microsoft.com/office/drawing/2014/chartex" xmlns:cx1="http://schemas.microsoft.com/office/drawing/2015/9/8/chartex" xmlns:cx2="http://schemas.microsoft.com/office/drawing/2015/10/21/chartex" xmlns:cx3="http://schemas.microsoft.com/office/drawing/2016/5/9/chartex" xmlns:cx4="http://schemas.microsoft.com/office/drawing/2016/5/10/chartex" xmlns:cx5="http://schemas.microsoft.com/office/drawing/2016/5/11/chartex" xmlns:cx6="http://schemas.microsoft.com/office/drawing/2016/5/12/chartex" xmlns:cx7="http://schemas.microsoft.com/office/drawing/2016/5/13/chartex" xmlns:cx8="http://schemas.microsoft.com/office/drawing/2016/5/14/chartex" xmlns:mc="http://schemas.openxmlformats.org/markup-compatibility/2006" xmlns:aink="http://schemas.microsoft.com/office/drawing/2016/ink" xmlns:am3d="http://schemas.microsoft.com/office/drawing/2017/model3d" xmlns:o="urn:schemas-microsoft-com:office:office" xmlns:oel="http://schemas.microsoft.com/office/2019/extlst" xmlns:r="http://schemas.openxmlformats.org/officeDocument/2006/relationships" xmlns:m="http://schemas.openxmlformats.org/officeDocument/2006/math" xmlns:v="urn:schemas-microsoft-com:vml" xmlns:wp14="http://schemas.microsoft.com/office/word/2010/wordprocessingDrawing" xmlns:wp="http://schemas.openxmlformats.org/drawingml/2006/wordprocessingDrawing" xmlns:w10="urn:schemas-microsoft-com:office:word" xmlns:w="http://schemas.openxmlformats.org/wordprocessingml/2006/main" xmlns:w14="http://schemas.microsoft.com/office/word/2010/wordml" xmlns:w15="http://schemas.microsoft.com/office/word/2012/wordml" xmlns:w16cex="http://schemas.microsoft.com/office/word/2018/wordml/cex" xmlns:w16cid="http://schemas.microsoft.com/office/word/2016/wordml/cid" xmlns:w16="http://schemas.microsoft.com/office/word/2018/wordml" xmlns:w16sdtdh="http://schemas.microsoft.com/office/word/2020/wordml/sdtdatahash" xmlns:w16se="http://schemas.microsoft.com/office/word/2015/wordml/symex" xmlns:wpg="http://schemas.microsoft.com/office/word/2010/wordprocessingGroup" xmlns:wpi="http://schemas.microsoft.com/office/word/2010/wordprocessingInk" xmlns:wne="http://schemas.microsoft.com/office/word/2006/wordml" xmlns:wps="http://schemas.microsoft.com/office/word/2010/wordprocessingShape" mc:Ignorable="w14 w15 w16se w16cid w16 w16cex w16sdtdh wp14">
+<w:footnotes xmlns:wpc="http://schemas.microsoft.com/office/word/2010/wordprocessingCanvas" xmlns:cx="http://schemas.microsoft.com/office/drawing/2014/chartex" xmlns:cx1="http://schemas.microsoft.com/office/drawing/2015/9/8/chartex" xmlns:cx2="http://schemas.microsoft.com/office/drawing/2015/10/21/chartex" xmlns:cx3="http://schemas.microsoft.com/office/drawing/2016/5/9/chartex" xmlns:cx4="http://schemas.microsoft.com/office/drawing/2016/5/10/chartex" xmlns:cx5="http://schemas.microsoft.com/office/drawing/2016/5/11/chartex" xmlns:cx6="http://schemas.microsoft.com/office/drawing/2016/5/12/chartex" xmlns:cx7="http://schemas.microsoft.com/office/drawing/2016/5/13/chartex" xmlns:cx8="http://schemas.microsoft.com/office/drawing/2016/5/14/chartex" xmlns:mc="http://schemas.openxmlformats.org/markup-compatibility/2006" xmlns:aink="http://schemas.microsoft.com/office/drawing/2016/ink" xmlns:am3d="http://schemas.microsoft.com/office/drawing/2017/model3d" xmlns:o="urn:schemas-microsoft-com:office:office" xmlns:oel="http://schemas.microsoft.com/office/2019/extlst" xmlns:r="http://schemas.openxmlformats.org/officeDocument/2006/relationships" xmlns:m="http://schemas.openxmlformats.org/officeDocument/2006/math" xmlns:v="urn:schemas-microsoft-com:vml" xmlns:wp14="http://schemas.microsoft.com/office/word/2010/wordprocessingDrawing" xmlns:wp="http://schemas.openxmlformats.org/drawingml/2006/wordprocessingDrawing" xmlns:w10="urn:schemas-microsoft-com:office:word" xmlns:w="http://schemas.openxmlformats.org/wordprocessingml/2006/main" xmlns:w14="http://schemas.microsoft.com/office/word/2010/wordml" xmlns:w15="http://schemas.microsoft.com/office/word/2012/wordml" xmlns:w16cex="http://schemas.microsoft.com/office/word/2018/wordml/cex" xmlns:w16cid="http://schemas.microsoft.com/office/word/2016/wordml/cid" xmlns:w16="http://schemas.microsoft.com/office/word/2018/wordml" xmlns:w16du="http://schemas.microsoft.com/office/word/2023/wordml/word16du" xmlns:w16sdtdh="http://schemas.microsoft.com/office/word/2020/wordml/sdtdatahash" xmlns:w16sdtfl="http://schemas.microsoft.com/office/word/2024/wordml/sdtformatlock" xmlns:w16se="http://schemas.microsoft.com/office/word/2015/wordml/symex" xmlns:wpg="http://schemas.microsoft.com/office/word/2010/wordprocessingGroup" xmlns:wpi="http://schemas.microsoft.com/office/word/2010/wordprocessingInk" xmlns:wne="http://schemas.microsoft.com/office/word/2006/wordml" xmlns:wps="http://schemas.microsoft.com/office/word/2010/wordprocessingShape" mc:Ignorable="w14 w15 w16se w16cid w16 w16cex w16sdtdh w16sdtfl w16du wp14">
   <w:footnote w:type="separator" w:id="-1">
     <w:p>
       <w:pPr>
@@ -485,7 +551,7 @@
 </file>
 
 <file path=word/header1.xml><?xml version="1.0" encoding="utf-8"?>
-<w:hdr xmlns:wpc="http://schemas.microsoft.com/office/word/2010/wordprocessingCanvas" xmlns:cx="http://schemas.microsoft.com/office/drawing/2014/chartex" xmlns:cx1="http://schemas.microsoft.com/office/drawing/2015/9/8/chartex" xmlns:cx2="http://schemas.microsoft.com/office/drawing/2015/10/21/chartex" xmlns:cx3="http://schemas.microsoft.com/office/drawing/2016/5/9/chartex" xmlns:cx4="http://schemas.microsoft.com/office/drawing/2016/5/10/chartex" xmlns:cx5="http://schemas.microsoft.com/office/drawing/2016/5/11/chartex" xmlns:cx6="http://schemas.microsoft.com/office/drawing/2016/5/12/chartex" xmlns:cx7="http://schemas.microsoft.com/office/drawing/2016/5/13/chartex" xmlns:cx8="http://schemas.microsoft.com/office/drawing/2016/5/14/chartex" xmlns:mc="http://schemas.openxmlformats.org/markup-compatibility/2006" xmlns:aink="http://schemas.microsoft.com/office/drawing/2016/ink" xmlns:am3d="http://schemas.microsoft.com/office/drawing/2017/model3d" xmlns:o="urn:schemas-microsoft-com:office:office" xmlns:oel="http://schemas.microsoft.com/office/2019/extlst" xmlns:r="http://schemas.openxmlformats.org/officeDocument/2006/relationships" xmlns:m="http://schemas.openxmlformats.org/officeDocument/2006/math" xmlns:v="urn:schemas-microsoft-com:vml" xmlns:wp14="http://schemas.microsoft.com/office/word/2010/wordprocessingDrawing" xmlns:wp="http://schemas.openxmlformats.org/drawingml/2006/wordprocessingDrawing" xmlns:w10="urn:schemas-microsoft-com:office:word" xmlns:w="http://schemas.openxmlformats.org/wordprocessingml/2006/main" xmlns:w14="http://schemas.microsoft.com/office/word/2010/wordml" xmlns:w15="http://schemas.microsoft.com/office/word/2012/wordml" xmlns:w16cex="http://schemas.microsoft.com/office/word/2018/wordml/cex" xmlns:w16cid="http://schemas.microsoft.com/office/word/2016/wordml/cid" xmlns:w16="http://schemas.microsoft.com/office/word/2018/wordml" xmlns:w16sdtdh="http://schemas.microsoft.com/office/word/2020/wordml/sdtdatahash" xmlns:w16se="http://schemas.microsoft.com/office/word/2015/wordml/symex" xmlns:wpg="http://schemas.microsoft.com/office/word/2010/wordprocessingGroup" xmlns:wpi="http://schemas.microsoft.com/office/word/2010/wordprocessingInk" xmlns:wne="http://schemas.microsoft.com/office/word/2006/wordml" xmlns:wps="http://schemas.microsoft.com/office/word/2010/wordprocessingShape" mc:Ignorable="w14 w15 w16se w16cid w16 w16cex w16sdtdh wp14">
+<w:hdr xmlns:wpc="http://schemas.microsoft.com/office/word/2010/wordprocessingCanvas" xmlns:cx="http://schemas.microsoft.com/office/drawing/2014/chartex" xmlns:cx1="http://schemas.microsoft.com/office/drawing/2015/9/8/chartex" xmlns:cx2="http://schemas.microsoft.com/office/drawing/2015/10/21/chartex" xmlns:cx3="http://schemas.microsoft.com/office/drawing/2016/5/9/chartex" xmlns:cx4="http://schemas.microsoft.com/office/drawing/2016/5/10/chartex" xmlns:cx5="http://schemas.microsoft.com/office/drawing/2016/5/11/chartex" xmlns:cx6="http://schemas.microsoft.com/office/drawing/2016/5/12/chartex" xmlns:cx7="http://schemas.microsoft.com/office/drawing/2016/5/13/chartex" xmlns:cx8="http://schemas.microsoft.com/office/drawing/2016/5/14/chartex" xmlns:mc="http://schemas.openxmlformats.org/markup-compatibility/2006" xmlns:aink="http://schemas.microsoft.com/office/drawing/2016/ink" xmlns:am3d="http://schemas.microsoft.com/office/drawing/2017/model3d" xmlns:o="urn:schemas-microsoft-com:office:office" xmlns:oel="http://schemas.microsoft.com/office/2019/extlst" xmlns:r="http://schemas.openxmlformats.org/officeDocument/2006/relationships" xmlns:m="http://schemas.openxmlformats.org/officeDocument/2006/math" xmlns:v="urn:schemas-microsoft-com:vml" xmlns:wp14="http://schemas.microsoft.com/office/word/2010/wordprocessingDrawing" xmlns:wp="http://schemas.openxmlformats.org/drawingml/2006/wordprocessingDrawing" xmlns:w10="urn:schemas-microsoft-com:office:word" xmlns:w="http://schemas.openxmlformats.org/wordprocessingml/2006/main" xmlns:w14="http://schemas.microsoft.com/office/word/2010/wordml" xmlns:w15="http://schemas.microsoft.com/office/word/2012/wordml" xmlns:w16cex="http://schemas.microsoft.com/office/word/2018/wordml/cex" xmlns:w16cid="http://schemas.microsoft.com/office/word/2016/wordml/cid" xmlns:w16="http://schemas.microsoft.com/office/word/2018/wordml" xmlns:w16du="http://schemas.microsoft.com/office/word/2023/wordml/word16du" xmlns:w16sdtdh="http://schemas.microsoft.com/office/word/2020/wordml/sdtdatahash" xmlns:w16sdtfl="http://schemas.microsoft.com/office/word/2024/wordml/sdtformatlock" xmlns:w16se="http://schemas.microsoft.com/office/word/2015/wordml/symex" xmlns:wpg="http://schemas.microsoft.com/office/word/2010/wordprocessingGroup" xmlns:wpi="http://schemas.microsoft.com/office/word/2010/wordprocessingInk" xmlns:wne="http://schemas.microsoft.com/office/word/2006/wordml" xmlns:wps="http://schemas.microsoft.com/office/word/2010/wordprocessingShape" mc:Ignorable="w14 w15 w16se w16cid w16 w16cex w16sdtdh w16sdtfl w16du wp14">
   <w:p>
     <w:pPr>
       <w:pStyle w:val="Header"/>
@@ -495,7 +561,7 @@
 </file>
 
 <file path=word/header2.xml><?xml version="1.0" encoding="utf-8"?>
-<w:hdr xmlns:wpc="http://schemas.microsoft.com/office/word/2010/wordprocessingCanvas" xmlns:cx="http://schemas.microsoft.com/office/drawing/2014/chartex" xmlns:cx1="http://schemas.microsoft.com/office/drawing/2015/9/8/chartex" xmlns:cx2="http://schemas.microsoft.com/office/drawing/2015/10/21/chartex" xmlns:cx3="http://schemas.microsoft.com/office/drawing/2016/5/9/chartex" xmlns:cx4="http://schemas.microsoft.com/office/drawing/2016/5/10/chartex" xmlns:cx5="http://schemas.microsoft.com/office/drawing/2016/5/11/chartex" xmlns:cx6="http://schemas.microsoft.com/office/drawing/2016/5/12/chartex" xmlns:cx7="http://schemas.microsoft.com/office/drawing/2016/5/13/chartex" xmlns:cx8="http://schemas.microsoft.com/office/drawing/2016/5/14/chartex" xmlns:mc="http://schemas.openxmlformats.org/markup-compatibility/2006" xmlns:aink="http://schemas.microsoft.com/office/drawing/2016/ink" xmlns:am3d="http://schemas.microsoft.com/office/drawing/2017/model3d" xmlns:o="urn:schemas-microsoft-com:office:office" xmlns:oel="http://schemas.microsoft.com/office/2019/extlst" xmlns:r="http://schemas.openxmlformats.org/officeDocument/2006/relationships" xmlns:m="http://schemas.openxmlformats.org/officeDocument/2006/math" xmlns:v="urn:schemas-microsoft-com:vml" xmlns:wp14="http://schemas.microsoft.com/office/word/2010/wordprocessingDrawing" xmlns:wp="http://schemas.openxmlformats.org/drawingml/2006/wordprocessingDrawing" xmlns:w10="urn:schemas-microsoft-com:office:word" xmlns:w="http://schemas.openxmlformats.org/wordprocessingml/2006/main" xmlns:w14="http://schemas.microsoft.com/office/word/2010/wordml" xmlns:w15="http://schemas.microsoft.com/office/word/2012/wordml" xmlns:w16cex="http://schemas.microsoft.com/office/word/2018/wordml/cex" xmlns:w16cid="http://schemas.microsoft.com/office/word/2016/wordml/cid" xmlns:w16="http://schemas.microsoft.com/office/word/2018/wordml" xmlns:w16sdtdh="http://schemas.microsoft.com/office/word/2020/wordml/sdtdatahash" xmlns:w16se="http://schemas.microsoft.com/office/word/2015/wordml/symex" xmlns:wpg="http://schemas.microsoft.com/office/word/2010/wordprocessingGroup" xmlns:wpi="http://schemas.microsoft.com/office/word/2010/wordprocessingInk" xmlns:wne="http://schemas.microsoft.com/office/word/2006/wordml" xmlns:wps="http://schemas.microsoft.com/office/word/2010/wordprocessingShape" mc:Ignorable="w14 w15 w16se w16cid w16 w16cex w16sdtdh wp14">
+<w:hdr xmlns:wpc="http://schemas.microsoft.com/office/word/2010/wordprocessingCanvas" xmlns:cx="http://schemas.microsoft.com/office/drawing/2014/chartex" xmlns:cx1="http://schemas.microsoft.com/office/drawing/2015/9/8/chartex" xmlns:cx2="http://schemas.microsoft.com/office/drawing/2015/10/21/chartex" xmlns:cx3="http://schemas.microsoft.com/office/drawing/2016/5/9/chartex" xmlns:cx4="http://schemas.microsoft.com/office/drawing/2016/5/10/chartex" xmlns:cx5="http://schemas.microsoft.com/office/drawing/2016/5/11/chartex" xmlns:cx6="http://schemas.microsoft.com/office/drawing/2016/5/12/chartex" xmlns:cx7="http://schemas.microsoft.com/office/drawing/2016/5/13/chartex" xmlns:cx8="http://schemas.microsoft.com/office/drawing/2016/5/14/chartex" xmlns:mc="http://schemas.openxmlformats.org/markup-compatibility/2006" xmlns:aink="http://schemas.microsoft.com/office/drawing/2016/ink" xmlns:am3d="http://schemas.microsoft.com/office/drawing/2017/model3d" xmlns:o="urn:schemas-microsoft-com:office:office" xmlns:oel="http://schemas.microsoft.com/office/2019/extlst" xmlns:r="http://schemas.openxmlformats.org/officeDocument/2006/relationships" xmlns:m="http://schemas.openxmlformats.org/officeDocument/2006/math" xmlns:v="urn:schemas-microsoft-com:vml" xmlns:wp14="http://schemas.microsoft.com/office/word/2010/wordprocessingDrawing" xmlns:wp="http://schemas.openxmlformats.org/drawingml/2006/wordprocessingDrawing" xmlns:w10="urn:schemas-microsoft-com:office:word" xmlns:w="http://schemas.openxmlformats.org/wordprocessingml/2006/main" xmlns:w14="http://schemas.microsoft.com/office/word/2010/wordml" xmlns:w15="http://schemas.microsoft.com/office/word/2012/wordml" xmlns:w16cex="http://schemas.microsoft.com/office/word/2018/wordml/cex" xmlns:w16cid="http://schemas.microsoft.com/office/word/2016/wordml/cid" xmlns:w16="http://schemas.microsoft.com/office/word/2018/wordml" xmlns:w16du="http://schemas.microsoft.com/office/word/2023/wordml/word16du" xmlns:w16sdtdh="http://schemas.microsoft.com/office/word/2020/wordml/sdtdatahash" xmlns:w16sdtfl="http://schemas.microsoft.com/office/word/2024/wordml/sdtformatlock" xmlns:w16se="http://schemas.microsoft.com/office/word/2015/wordml/symex" xmlns:wpg="http://schemas.microsoft.com/office/word/2010/wordprocessingGroup" xmlns:wpi="http://schemas.microsoft.com/office/word/2010/wordprocessingInk" xmlns:wne="http://schemas.microsoft.com/office/word/2006/wordml" xmlns:wps="http://schemas.microsoft.com/office/word/2010/wordprocessingShape" mc:Ignorable="w14 w15 w16se w16cid w16 w16cex w16sdtdh w16sdtfl w16du wp14">
   <w:p>
     <w:pPr>
       <w:pStyle w:val="Header"/>
@@ -506,7 +572,7 @@
 </file>
 
 <file path=word/header3.xml><?xml version="1.0" encoding="utf-8"?>
-<w:hdr xmlns:wpc="http://schemas.microsoft.com/office/word/2010/wordprocessingCanvas" xmlns:cx="http://schemas.microsoft.com/office/drawing/2014/chartex" xmlns:cx1="http://schemas.microsoft.com/office/drawing/2015/9/8/chartex" xmlns:cx2="http://schemas.microsoft.com/office/drawing/2015/10/21/chartex" xmlns:cx3="http://schemas.microsoft.com/office/drawing/2016/5/9/chartex" xmlns:cx4="http://schemas.microsoft.com/office/drawing/2016/5/10/chartex" xmlns:cx5="http://schemas.microsoft.com/office/drawing/2016/5/11/chartex" xmlns:cx6="http://schemas.microsoft.com/office/drawing/2016/5/12/chartex" xmlns:cx7="http://schemas.microsoft.com/office/drawing/2016/5/13/chartex" xmlns:cx8="http://schemas.microsoft.com/office/drawing/2016/5/14/chartex" xmlns:mc="http://schemas.openxmlformats.org/markup-compatibility/2006" xmlns:aink="http://schemas.microsoft.com/office/drawing/2016/ink" xmlns:am3d="http://schemas.microsoft.com/office/drawing/2017/model3d" xmlns:o="urn:schemas-microsoft-com:office:office" xmlns:oel="http://schemas.microsoft.com/office/2019/extlst" xmlns:r="http://schemas.openxmlformats.org/officeDocument/2006/relationships" xmlns:m="http://schemas.openxmlformats.org/officeDocument/2006/math" xmlns:v="urn:schemas-microsoft-com:vml" xmlns:wp14="http://schemas.microsoft.com/office/word/2010/wordprocessingDrawing" xmlns:wp="http://schemas.openxmlformats.org/drawingml/2006/wordprocessingDrawing" xmlns:w10="urn:schemas-microsoft-com:office:word" xmlns:w="http://schemas.openxmlformats.org/wordprocessingml/2006/main" xmlns:w14="http://schemas.microsoft.com/office/word/2010/wordml" xmlns:w15="http://schemas.microsoft.com/office/word/2012/wordml" xmlns:w16cex="http://schemas.microsoft.com/office/word/2018/wordml/cex" xmlns:w16cid="http://schemas.microsoft.com/office/word/2016/wordml/cid" xmlns:w16="http://schemas.microsoft.com/office/word/2018/wordml" xmlns:w16sdtdh="http://schemas.microsoft.com/office/word/2020/wordml/sdtdatahash" xmlns:w16se="http://schemas.microsoft.com/office/word/2015/wordml/symex" xmlns:wpg="http://schemas.microsoft.com/office/word/2010/wordprocessingGroup" xmlns:wpi="http://schemas.microsoft.com/office/word/2010/wordprocessingInk" xmlns:wne="http://schemas.microsoft.com/office/word/2006/wordml" xmlns:wps="http://schemas.microsoft.com/office/word/2010/wordprocessingShape" mc:Ignorable="w14 w15 w16se w16cid w16 w16cex w16sdtdh wp14">
+<w:hdr xmlns:wpc="http://schemas.microsoft.com/office/word/2010/wordprocessingCanvas" xmlns:cx="http://schemas.microsoft.com/office/drawing/2014/chartex" xmlns:cx1="http://schemas.microsoft.com/office/drawing/2015/9/8/chartex" xmlns:cx2="http://schemas.microsoft.com/office/drawing/2015/10/21/chartex" xmlns:cx3="http://schemas.microsoft.com/office/drawing/2016/5/9/chartex" xmlns:cx4="http://schemas.microsoft.com/office/drawing/2016/5/10/chartex" xmlns:cx5="http://schemas.microsoft.com/office/drawing/2016/5/11/chartex" xmlns:cx6="http://schemas.microsoft.com/office/drawing/2016/5/12/chartex" xmlns:cx7="http://schemas.microsoft.com/office/drawing/2016/5/13/chartex" xmlns:cx8="http://schemas.microsoft.com/office/drawing/2016/5/14/chartex" xmlns:mc="http://schemas.openxmlformats.org/markup-compatibility/2006" xmlns:aink="http://schemas.microsoft.com/office/drawing/2016/ink" xmlns:am3d="http://schemas.microsoft.com/office/drawing/2017/model3d" xmlns:o="urn:schemas-microsoft-com:office:office" xmlns:oel="http://schemas.microsoft.com/office/2019/extlst" xmlns:r="http://schemas.openxmlformats.org/officeDocument/2006/relationships" xmlns:m="http://schemas.openxmlformats.org/officeDocument/2006/math" xmlns:v="urn:schemas-microsoft-com:vml" xmlns:wp14="http://schemas.microsoft.com/office/word/2010/wordprocessingDrawing" xmlns:wp="http://schemas.openxmlformats.org/drawingml/2006/wordprocessingDrawing" xmlns:w10="urn:schemas-microsoft-com:office:word" xmlns:w="http://schemas.openxmlformats.org/wordprocessingml/2006/main" xmlns:w14="http://schemas.microsoft.com/office/word/2010/wordml" xmlns:w15="http://schemas.microsoft.com/office/word/2012/wordml" xmlns:w16cex="http://schemas.microsoft.com/office/word/2018/wordml/cex" xmlns:w16cid="http://schemas.microsoft.com/office/word/2016/wordml/cid" xmlns:w16="http://schemas.microsoft.com/office/word/2018/wordml" xmlns:w16du="http://schemas.microsoft.com/office/word/2023/wordml/word16du" xmlns:w16sdtdh="http://schemas.microsoft.com/office/word/2020/wordml/sdtdatahash" xmlns:w16sdtfl="http://schemas.microsoft.com/office/word/2024/wordml/sdtformatlock" xmlns:w16se="http://schemas.microsoft.com/office/word/2015/wordml/symex" xmlns:wpg="http://schemas.microsoft.com/office/word/2010/wordprocessingGroup" xmlns:wpi="http://schemas.microsoft.com/office/word/2010/wordprocessingInk" xmlns:wne="http://schemas.microsoft.com/office/word/2006/wordml" xmlns:wps="http://schemas.microsoft.com/office/word/2010/wordprocessingShape" mc:Ignorable="w14 w15 w16se w16cid w16 w16cex w16sdtdh w16sdtfl w16du wp14">
   <w:p>
     <w:pPr>
       <w:pStyle w:val="Header"/>
@@ -515,7 +581,7 @@
     <w:r>
       <w:tab/>
       <w:tab/>
-      <w:t>2026-06-17</w:t>
+      <w:t>2026-06-18</w:t>
       <w:br/>
       <w:br/>
     </w:r>
@@ -528,7 +594,7 @@
 </file>
 
 <file path=word/numbering.xml><?xml version="1.0" encoding="utf-8"?>
-<w:numbering xmlns:wpc="http://schemas.microsoft.com/office/word/2010/wordprocessingCanvas" xmlns:cx="http://schemas.microsoft.com/office/drawing/2014/chartex" xmlns:cx1="http://schemas.microsoft.com/office/drawing/2015/9/8/chartex" xmlns:cx2="http://schemas.microsoft.com/office/drawing/2015/10/21/chartex" xmlns:cx3="http://schemas.microsoft.com/office/drawing/2016/5/9/chartex" xmlns:cx4="http://schemas.microsoft.com/office/drawing/2016/5/10/chartex" xmlns:cx5="http://schemas.microsoft.com/office/drawing/2016/5/11/chartex" xmlns:cx6="http://schemas.microsoft.com/office/drawing/2016/5/12/chartex" xmlns:cx7="http://schemas.microsoft.com/office/drawing/2016/5/13/chartex" xmlns:cx8="http://schemas.microsoft.com/office/drawing/2016/5/14/chartex" xmlns:mc="http://schemas.openxmlformats.org/markup-compatibility/2006" xmlns:aink="http://schemas.microsoft.com/office/drawing/2016/ink" xmlns:am3d="http://schemas.microsoft.com/office/drawing/2017/model3d" xmlns:o="urn:schemas-microsoft-com:office:office" xmlns:oel="http://schemas.microsoft.com/office/2019/extlst" xmlns:r="http://schemas.openxmlformats.org/officeDocument/2006/relationships" xmlns:m="http://schemas.openxmlformats.org/officeDocument/2006/math" xmlns:v="urn:schemas-microsoft-com:vml" xmlns:wp14="http://schemas.microsoft.com/office/word/2010/wordprocessingDrawing" xmlns:wp="http://schemas.openxmlformats.org/drawingml/2006/wordprocessingDrawing" xmlns:w10="urn:schemas-microsoft-com:office:word" xmlns:w="http://schemas.openxmlformats.org/wordprocessingml/2006/main" xmlns:w14="http://schemas.microsoft.com/office/word/2010/wordml" xmlns:w15="http://schemas.microsoft.com/office/word/2012/wordml" xmlns:w16cex="http://schemas.microsoft.com/office/word/2018/wordml/cex" xmlns:w16cid="http://schemas.microsoft.com/office/word/2016/wordml/cid" xmlns:w16="http://schemas.microsoft.com/office/word/2018/wordml" xmlns:w16sdtdh="http://schemas.microsoft.com/office/word/2020/wordml/sdtdatahash" xmlns:w16se="http://schemas.microsoft.com/office/word/2015/wordml/symex" xmlns:wpg="http://schemas.microsoft.com/office/word/2010/wordprocessingGroup" xmlns:wpi="http://schemas.microsoft.com/office/word/2010/wordprocessingInk" xmlns:wne="http://schemas.microsoft.com/office/word/2006/wordml" xmlns:wps="http://schemas.microsoft.com/office/word/2010/wordprocessingShape" mc:Ignorable="w14 w15 w16se w16cid w16 w16cex w16sdtdh wp14">
+<w:numbering xmlns:wpc="http://schemas.microsoft.com/office/word/2010/wordprocessingCanvas" xmlns:cx="http://schemas.microsoft.com/office/drawing/2014/chartex" xmlns:cx1="http://schemas.microsoft.com/office/drawing/2015/9/8/chartex" xmlns:cx2="http://schemas.microsoft.com/office/drawing/2015/10/21/chartex" xmlns:cx3="http://schemas.microsoft.com/office/drawing/2016/5/9/chartex" xmlns:cx4="http://schemas.microsoft.com/office/drawing/2016/5/10/chartex" xmlns:cx5="http://schemas.microsoft.com/office/drawing/2016/5/11/chartex" xmlns:cx6="http://schemas.microsoft.com/office/drawing/2016/5/12/chartex" xmlns:cx7="http://schemas.microsoft.com/office/drawing/2016/5/13/chartex" xmlns:cx8="http://schemas.microsoft.com/office/drawing/2016/5/14/chartex" xmlns:mc="http://schemas.openxmlformats.org/markup-compatibility/2006" xmlns:aink="http://schemas.microsoft.com/office/drawing/2016/ink" xmlns:am3d="http://schemas.microsoft.com/office/drawing/2017/model3d" xmlns:o="urn:schemas-microsoft-com:office:office" xmlns:oel="http://schemas.microsoft.com/office/2019/extlst" xmlns:r="http://schemas.openxmlformats.org/officeDocument/2006/relationships" xmlns:m="http://schemas.openxmlformats.org/officeDocument/2006/math" xmlns:v="urn:schemas-microsoft-com:vml" xmlns:wp14="http://schemas.microsoft.com/office/word/2010/wordprocessingDrawing" xmlns:wp="http://schemas.openxmlformats.org/drawingml/2006/wordprocessingDrawing" xmlns:w10="urn:schemas-microsoft-com:office:word" xmlns:w="http://schemas.openxmlformats.org/wordprocessingml/2006/main" xmlns:w14="http://schemas.microsoft.com/office/word/2010/wordml" xmlns:w15="http://schemas.microsoft.com/office/word/2012/wordml" xmlns:w16cex="http://schemas.microsoft.com/office/word/2018/wordml/cex" xmlns:w16cid="http://schemas.microsoft.com/office/word/2016/wordml/cid" xmlns:w16="http://schemas.microsoft.com/office/word/2018/wordml" xmlns:w16du="http://schemas.microsoft.com/office/word/2023/wordml/word16du" xmlns:w16sdtdh="http://schemas.microsoft.com/office/word/2020/wordml/sdtdatahash" xmlns:w16sdtfl="http://schemas.microsoft.com/office/word/2024/wordml/sdtformatlock" xmlns:w16se="http://schemas.microsoft.com/office/word/2015/wordml/symex" xmlns:wpg="http://schemas.microsoft.com/office/word/2010/wordprocessingGroup" xmlns:wpi="http://schemas.microsoft.com/office/word/2010/wordprocessingInk" xmlns:wne="http://schemas.microsoft.com/office/word/2006/wordml" xmlns:wps="http://schemas.microsoft.com/office/word/2010/wordprocessingShape" mc:Ignorable="w14 w15 w16se w16cid w16 w16cex w16sdtdh w16sdtfl w16du wp14">
   <w:abstractNum w:abstractNumId="0" w15:restartNumberingAfterBreak="0">
     <w:nsid w:val="FFFFFF7C"/>
     <w:multiLevelType w:val="singleLevel"/>
@@ -731,7 +797,7 @@
 </file>
 
 <file path=word/styles.xml><?xml version="1.0" encoding="utf-8"?>
-<w:styles xmlns:mc="http://schemas.openxmlformats.org/markup-compatibility/2006" xmlns:r="http://schemas.openxmlformats.org/officeDocument/2006/relationships" xmlns:w="http://schemas.openxmlformats.org/wordprocessingml/2006/main" xmlns:w14="http://schemas.microsoft.com/office/word/2010/wordml" xmlns:w15="http://schemas.microsoft.com/office/word/2012/wordml" xmlns:w16cex="http://schemas.microsoft.com/office/word/2018/wordml/cex" xmlns:w16cid="http://schemas.microsoft.com/office/word/2016/wordml/cid" xmlns:w16="http://schemas.microsoft.com/office/word/2018/wordml" xmlns:w16sdtdh="http://schemas.microsoft.com/office/word/2020/wordml/sdtdatahash" xmlns:w16se="http://schemas.microsoft.com/office/word/2015/wordml/symex" mc:Ignorable="w14 w15 w16se w16cid w16 w16cex w16sdtdh">
+<w:styles xmlns:mc="http://schemas.openxmlformats.org/markup-compatibility/2006" xmlns:r="http://schemas.openxmlformats.org/officeDocument/2006/relationships" xmlns:w="http://schemas.openxmlformats.org/wordprocessingml/2006/main" xmlns:w14="http://schemas.microsoft.com/office/word/2010/wordml" xmlns:w15="http://schemas.microsoft.com/office/word/2012/wordml" xmlns:w16cex="http://schemas.microsoft.com/office/word/2018/wordml/cex" xmlns:w16cid="http://schemas.microsoft.com/office/word/2016/wordml/cid" xmlns:w16="http://schemas.microsoft.com/office/word/2018/wordml" xmlns:w16du="http://schemas.microsoft.com/office/word/2023/wordml/word16du" xmlns:w16sdtdh="http://schemas.microsoft.com/office/word/2020/wordml/sdtdatahash" xmlns:w16sdtfl="http://schemas.microsoft.com/office/word/2024/wordml/sdtformatlock" xmlns:w16se="http://schemas.microsoft.com/office/word/2015/wordml/symex" mc:Ignorable="w14 w15 w16se w16cid w16 w16cex w16sdtdh w16sdtfl w16du">
   <w:docDefaults>
     <w:rPrDefault>
       <w:rPr>
@@ -1489,7 +1555,7 @@
     <w:link w:val="TitleChar"/>
     <w:uiPriority w:val="10"/>
     <w:qFormat/>
-    <w:rsid w:val="007106C8"/>
+    <w:rsid w:val="00E854FA"/>
     <w:pPr>
       <w:spacing w:after="300" w:line="240" w:lineRule="auto"/>
       <w:contextualSpacing/>
@@ -1499,7 +1565,7 @@
       <w:rFonts w:eastAsiaTheme="majorEastAsia" w:cstheme="majorBidi"/>
       <w:spacing w:val="5"/>
       <w:kern w:val="28"/>
-      <w:sz w:val="52"/>
+      <w:sz w:val="40"/>
       <w:szCs w:val="52"/>
       <w:lang w:val="sv-SE" w:eastAsia="en-US" w:bidi="ar-SA"/>
     </w:rPr>
@@ -1509,12 +1575,12 @@
     <w:basedOn w:val="DefaultParagraphFont"/>
     <w:link w:val="Title"/>
     <w:uiPriority w:val="10"/>
-    <w:rsid w:val="007106C8"/>
+    <w:rsid w:val="00E854FA"/>
     <w:rPr>
       <w:rFonts w:ascii="Times New Roman" w:eastAsiaTheme="majorEastAsia" w:hAnsi="Times New Roman" w:cstheme="majorBidi"/>
       <w:spacing w:val="5"/>
       <w:kern w:val="28"/>
-      <w:sz w:val="52"/>
+      <w:sz w:val="40"/>
       <w:szCs w:val="52"/>
       <w:lang w:val="sv-SE" w:eastAsia="en-US" w:bidi="ar-SA"/>
     </w:rPr>

--- a/tillsyn/A 45797-2021 tillsynsbegäran.docx
+++ b/tillsyn/A 45797-2021 tillsynsbegäran.docx
@@ -581,7 +581,7 @@
     <w:r>
       <w:tab/>
       <w:tab/>
-      <w:t>2026-06-18</w:t>
+      <w:t>2026-06-19</w:t>
       <w:br/>
       <w:br/>
     </w:r>

--- a/tillsyn/A 45797-2021 tillsynsbegäran.docx
+++ b/tillsyn/A 45797-2021 tillsynsbegäran.docx
@@ -581,7 +581,7 @@
     <w:r>
       <w:tab/>
       <w:tab/>
-      <w:t>2026-06-19</w:t>
+      <w:t>2026-06-20</w:t>
       <w:br/>
       <w:br/>
     </w:r>

--- a/tillsyn/A 45797-2021 tillsynsbegäran.docx
+++ b/tillsyn/A 45797-2021 tillsynsbegäran.docx
@@ -12,10 +12,7 @@
     </w:p>
     <w:p>
       <w:r>
-        <w:t>Detta dokument behandlar höga naturvärden i avverkningsanmälan A 45797-2021 i Ljusnarsbergs kommun som inkom 2021-09-02 och omfattar 9,9 ha.</w:t>
-      </w:r>
-      <w:r>
-        <w:t xml:space="preserve"> I Figur 1 visas fyndplatser för naturvårdsarter i området, som finns registrerade på Artportalen.</w:t>
+        <w:t>Denna tillsynsbegäran behandlar höga naturvärden i avverkningsanmälan A 45797-2021 i Ljusnarsbergs kommun som inkom 2021-09-02 och omfattar 9,9 ha.</w:t>
       </w:r>
     </w:p>
     <w:p>
@@ -63,7 +60,20 @@
         <w:spacing w:after="240"/>
       </w:pPr>
       <w:r>
-        <w:t>Figur 1. Fyndplatser för naturvårdsarter i och inom 13 meter från avverkningsanmälan (röd linje). Inom parentes anges rödlistekategorier, S för signalarter, Tför typiska arter och fridlysningsparagrafer i artskyddsförordningen.Markörer utan svart kant är placerade på fyndplatsen. Markörer med svart kant är placerade vid sidan av fyndplatsen och har ett svart streck som visar fyndplatsens exakta position. Kartans mittpunktskoordinat är N 6660704, E 488937 i SWEREF 99 TM.</w:t>
+        <w:t>Figur 1. Fyndplatser för naturvårdsarter i och inom 13 meter från avverkningsanmälan. Markörer utan svart kant är placerade på fyndplatsen. Markörer med svart kant är placerade vid sidan av fyndplatsen har ett svart streck som visar fyndplatsens exakta position. Kartans mittpunktskoordinat är N 6660704, E 488937 i SWEREF 99 TM.</w:t>
+      </w:r>
+    </w:p>
+    <w:p>
+      <w:r>
+        <w:t>I och inom 13 meter från avverkningsanmälan finns fynd av 7 naturvårdsarter, varav 2 är rödlistade, 5 är fridlysta, 4 är typiska (T) och 1 är signalart (S): garnlav (VU, T), talltita (NT, §4), vedticka (S, T), spillkråka (T, §4), tofsmes (T, §4), kungsfågel (§4) och svartvit flugsnappare (§4). Se Figur 1.</w:t>
+      </w:r>
+    </w:p>
+    <w:p>
+      <w:pPr>
+        <w:pStyle w:val="Heading1"/>
+      </w:pPr>
+      <w:r>
+        <w:t>Tillsynsbegäran</w:t>
       </w:r>
     </w:p>
     <w:p>
@@ -77,53 +87,76 @@
       </w:r>
     </w:p>
     <w:p>
-      <w:r>
-        <w:t>Nedan beskrivs fynd av naturvårdsarter och fridlysta arter som gjorts i det avverkningsanmälda området. I BILAGA 1 finns artfakta om fridlysta arter.</w:t>
-      </w:r>
-    </w:p>
-    <w:p>
       <w:pPr>
         <w:pStyle w:val="Heading1"/>
       </w:pPr>
       <w:r>
-        <w:t>Naturvårdsarter</w:t>
+        <w:t>Naturvårdsarter och fridlysta arter</w:t>
       </w:r>
     </w:p>
     <w:p>
       <w:r>
-        <w:t>I och inom 13 meter från avverkningsanmälan har följande 7 naturvårdsarter hittats: garnlav (VU, T), talltita (NT, §4), vedticka (S, T), spillkråka (T, §4), tofsmes (T, §4), kungsfågel (§4) och svartvit flugsnappare (§4). Av dessa är 2 rödlistade. För rödlistade arter har rödlistekategorin angivits inom parentes. Arter som är signalarter enligt Skogsstyrelsen har markerats med (S). Typiska arter inom Natura 2000 som är kopplade till skogsekosystem har markerats med (T). För fridlysta arter anges även paragrafen i Artskyddsförordningen som arten är fridlyst enligt.</w:t>
+        <w:t>Nedan följer beskrivningar av de naturvårdsarter och fridlysta arter som har sina livsmiljöer och växtplatser i den avverkningsanmälda skogen. Se även ytterligare artfakta i BILAGA 1. De påträffade naturvårdsarterna är ett tydligt kvitto på att det rör sig om en skog med höga naturvärden.</w:t>
       </w:r>
     </w:p>
     <w:p>
       <w:r>
-        <w:t>De påträffade naturvårdsarterna är ett tydligt kvitto på att det rör sig om en skog med höga naturvärden.</w:t>
+        <w:rPr>
+          <w:b/>
+        </w:rPr>
+        <w:t>Garnlav (VU)</w:t>
       </w:r>
-    </w:p>
-    <w:p>
-      <w:pPr>
-        <w:pStyle w:val="Heading2"/>
-      </w:pPr>
       <w:r>
-        <w:t>Fridlysta arter</w:t>
+        <w:t xml:space="preserve"> är en utpräglad barrskogsart som ibland kan drapera träden i norrländska grannaturskogar med hög luftfuktighet. Den förekommer även i talldominerade bestånd där den, förutom i trädens grenverk, påträffas hängande över ojämnheter i tallbarken. Arten har minskat starkt i södra och mellersta Sverige och den minskar även i sitt nordliga utbredningsområde. Minskningstakten uppgår till 30 (20–50) % inom 50 år och överstiger gränsvärdet för Sårbar (VU). Orsaken till tillbakagången beror främst på slutavverkningar av naturskogsartade skogar. Bestånd med riklig förekomst bör regelmässigt sparas, vilket även gynnar flera andra sällsynta och rödlistade arter. Garnlav är värdväxt för den mycket sällsynta och akut hotade fjärilen barrskogslavfly (CR) som hör hemma i boreala barrskogar med riklig förekomst av värdväxten. Tidigare kunde arten konstateras årligen på flera platser vid Dala-Floda i Dalarna innan lokalerna kalavverkades. Senaste fyndet i landet av barrskogslavfly är från år 2000 då den påträffades vid Högberget i Sollefteå kommun. Garnlav är typisk art för </w:t>
+      </w:r>
+      <w:r>
+        <w:rPr>
+          <w:i/>
+        </w:rPr>
+        <w:t xml:space="preserve">9010 Taiga </w:t>
+      </w:r>
+      <w:r>
+        <w:t>och</w:t>
+      </w:r>
+      <w:r>
+        <w:rPr>
+          <w:i/>
+        </w:rPr>
+        <w:t xml:space="preserve"> 9070 Trädklädd betesmark</w:t>
+      </w:r>
+      <w:r>
+        <w:t xml:space="preserve"> (SLU Artdatabanken, 2026).</w:t>
       </w:r>
     </w:p>
     <w:p>
       <w:r>
-        <w:t>Följande fridlysta arter har sina livsmiljöer och växtplatser i den avverkningsanmälda skogen: talltita (NT, §4), spillkråka (T, §4), tofsmes (T, §4), kungsfågel (§4) och svartvit flugsnappare (§4).</w:t>
+        <w:rPr>
+          <w:b/>
+        </w:rPr>
+        <w:t>Talltita (NT, §4)</w:t>
+      </w:r>
+      <w:r>
+        <w:t>, rödlistad som nära hotad och prioriterad art i Skogsvårdslagen, har häckningsrevir i anmälan. Arten har minskat kraftigt de senaste 30 åren och minskningstakten innevarande 10-årsperiod beräknas till 20 (10–30) %. Talltitan är synnerligen trogen sitt cirka 15 hektar stora revir och är beroende av flerskiktade olikåldriga skogar för att kunna föda upp sina ungar. Talltitan försvinner om dess livsmiljö kalavverkas (Eggers &amp; Low, 2014; Ekman, 1979; Griesser et al, 2007; Klein, 2020; Siffczyk et al, 2003; SLU Artdatabanken, 2021).</w:t>
       </w:r>
     </w:p>
     <w:p>
       <w:r>
-        <w:t xml:space="preserve">Observera att medlemsländerna är skyldiga att agera i enlighet med EU:s fågeldirektiv där det uttryckligen står att direktivet gäller för fåglar samt för deras ägg, bon och </w:t>
+        <w:rPr>
+          <w:b/>
+        </w:rPr>
+        <w:t xml:space="preserve">Vedticka </w:t>
+      </w:r>
+      <w:r>
+        <w:t xml:space="preserve">är en bra signalart söder om den naturliga norrlandsgränsen. Den är huvudsakligen knuten till äldre barrskogar där det föreligger långvarig kontinuitet av död barrved. Vedticka är typisk art för </w:t>
       </w:r>
       <w:r>
         <w:rPr>
-          <w:b/>
+          <w:i/>
         </w:rPr>
-        <w:t xml:space="preserve">livsmiljöer </w:t>
+        <w:t xml:space="preserve">9010 Taiga </w:t>
       </w:r>
       <w:r>
-        <w:t>(artikel 1). Vidare att de åtgärder som vidtas inte får leda till en försämring av den nuvarande situationen beträffande bevarandet av de fågelarter som avses i artikel 1 (artikel 13). Fågeldirektivet är styrande för tillsynsansvariga myndigheters ärendehantering, ställningstaganden och beslutsfattande.</w:t>
+        <w:t>(Nitare &amp; Skogsstyrelsen, 2019; SLU Artdatabanken, 2025).</w:t>
       </w:r>
     </w:p>
     <w:p>
@@ -160,17 +193,6 @@
         <w:rPr>
           <w:b/>
         </w:rPr>
-        <w:t>Talltita (NT, §4)</w:t>
-      </w:r>
-      <w:r>
-        <w:t>, rödlistad som nära hotad och prioriterad art i Skogsvårdslagen, har häckningsrevir i anmälan. Arten har minskat kraftigt de senaste 30 åren och minskningstakten innevarande 10-årsperiod beräknas till 20 (10–30) %. Talltitan är synnerligen trogen sitt cirka 15 hektar stora revir och är beroende av flerskiktade olikåldriga skogar för att kunna föda upp sina ungar. Talltitan försvinner om dess livsmiljö kalavverkas (Eggers &amp; Low, 2014; Ekman, 1979; Griesser et al, 2007; Klein, 2020; Siffczyk et al, 2003; SLU Artdatabanken, 2021).</w:t>
-      </w:r>
-    </w:p>
-    <w:p>
-      <w:r>
-        <w:rPr>
-          <w:b/>
-        </w:rPr>
         <w:t>Tofsmes (§4)</w:t>
       </w:r>
       <w:r>
@@ -187,65 +209,25 @@
       </w:r>
     </w:p>
     <w:p>
-      <w:r>
-        <w:t>I BILAGA 1 finns mer detaljerad information om ekologi samt krav på livsmiljö hos fridlysta arter.</w:t>
-      </w:r>
-    </w:p>
-    <w:p>
       <w:pPr>
-        <w:pStyle w:val="Heading2"/>
+        <w:pStyle w:val="Heading1"/>
       </w:pPr>
       <w:r>
-        <w:t>Övriga naturvårdsarter</w:t>
+        <w:t>EU:s fågeldirektiv</w:t>
       </w:r>
     </w:p>
     <w:p>
       <w:r>
-        <w:rPr>
-          <w:b/>
-        </w:rPr>
-        <w:t>Garnlav (VU)</w:t>
+        <w:t xml:space="preserve">Europeiska unionens medlemsländer är skyldiga att agera i enlighet med EU:s fågeldirektiv där det uttryckligen står att direktivet gäller för fåglar samt för deras ägg, bon och </w:t>
       </w:r>
-      <w:r>
-        <w:t xml:space="preserve"> är en utpräglad barrskogsart som ibland kan drapera träden i norrländska grannaturskogar med hög luftfuktighet. Den förekommer även i talldominerade bestånd där den, förutom i trädens grenverk, påträffas hängande över ojämnheter i tallbarken. Arten har minskat starkt i södra och mellersta Sverige och den minskar även i sitt nordliga utbredningsområde. Minskningstakten uppgår till 30 (20–50) % inom 50 år och överstiger gränsvärdet för Sårbar (VU). Orsaken till tillbakagången beror främst på slutavverkningar av naturskogsartade skogar. Bestånd med riklig förekomst bör regelmässigt sparas, vilket även gynnar flera andra sällsynta och rödlistade arter. Garnlav är värdväxt för den mycket sällsynta och akut hotade fjärilen barrskogslavfly (CR) som hör hemma i boreala barrskogar med riklig förekomst av värdväxten. Tidigare kunde arten konstateras årligen på flera platser vid Dala-Floda i Dalarna innan lokalerna kalavverkades. Senaste fyndet i landet av barrskogslavfly är från år 2000 då den påträffades vid Högberget i Sollefteå kommun. Garnlav är typisk art för </w:t>
-      </w:r>
-      <w:r>
-        <w:rPr>
-          <w:i/>
-        </w:rPr>
-        <w:t xml:space="preserve">9010 Taiga </w:t>
-      </w:r>
-      <w:r>
-        <w:t>och</w:t>
-      </w:r>
-      <w:r>
-        <w:rPr>
-          <w:i/>
-        </w:rPr>
-        <w:t xml:space="preserve"> 9070 Trädklädd betesmark</w:t>
-      </w:r>
-      <w:r>
-        <w:t xml:space="preserve"> (SLU Artdatabanken, 2026).</w:t>
-      </w:r>
-    </w:p>
-    <w:p>
       <w:r>
         <w:rPr>
           <w:b/>
         </w:rPr>
-        <w:t xml:space="preserve">Vedticka </w:t>
+        <w:t xml:space="preserve">livsmiljöer </w:t>
       </w:r>
       <w:r>
-        <w:t xml:space="preserve">är en bra signalart söder om den naturliga norrlandsgränsen. Den är huvudsakligen knuten till äldre barrskogar där det föreligger långvarig kontinuitet av död barrved. Vedticka är typisk art för </w:t>
-      </w:r>
-      <w:r>
-        <w:rPr>
-          <w:i/>
-        </w:rPr>
-        <w:t xml:space="preserve">9010 Taiga </w:t>
-      </w:r>
-      <w:r>
-        <w:t>(Nitare &amp; Skogsstyrelsen, 2019; SLU Artdatabanken, 2025).</w:t>
+        <w:t>(artikel 1). Vidare att de åtgärder som vidtas inte får leda till en försämring av den nuvarande situationen beträffande bevarandet av de fågelarter som avses i artikel 1 (artikel 13). Fågeldirektivet är styrande för tillsynsansvariga myndigheters ärendehantering, ställningstaganden och beslutsfattande.</w:t>
       </w:r>
     </w:p>
     <w:p>
@@ -259,78 +241,6 @@
       </w:pPr>
       <w:r>
         <w:t>BILAGA 1 – Fridlysta arter</w:t>
-      </w:r>
-    </w:p>
-    <w:p>
-      <w:pPr>
-        <w:pStyle w:val="Heading1"/>
-      </w:pPr>
-      <w:r>
-        <w:t>Spillkråka – ekologi samt krav på livsmiljön</w:t>
-      </w:r>
-    </w:p>
-    <w:p>
-      <w:r>
-        <w:t xml:space="preserve">Spillkråka (§4) ingår i bilaga 1 EU:s fågeldirektiv och är typisk art för </w:t>
-      </w:r>
-      <w:r>
-        <w:rPr>
-          <w:i/>
-        </w:rPr>
-        <w:t xml:space="preserve">9010 Taiga </w:t>
-      </w:r>
-      <w:r>
-        <w:t>och</w:t>
-      </w:r>
-      <w:r>
-        <w:rPr>
-          <w:i/>
-        </w:rPr>
-        <w:t xml:space="preserve"> 9740 Skogsbevuxen myr</w:t>
-      </w:r>
-      <w:r>
-        <w:t>. Den lever i både barr- och blandskog liksom i ren lövskog. De tätaste populationerna tenderar att finnas i äldre, variationsrik blandskog med gott om död ved och gamla träd. Varje par utnyttjar 400–1000 hektar skog beroende på skogens kvalitet. Skogsbruk med korta omloppstider och täta, homogena ungskogar utgör det största hotet (SLU Artdatabanken, 2026).</w:t>
-      </w:r>
-    </w:p>
-    <w:p>
-      <w:r>
-        <w:t>Spillkråka är en nyckelart i skogliga miljöer vars övergivna bohål utnyttjas av flera andra hålhäckande fågelarter och fladdermöss, däribland pärluggla (EN, §4), knipa (§4), salskrake (§4) och skogsduva (§4). Hökuggla (VU, §4) och slaguggla (§4) häckar ofta i högstubbar som brutits av i höjd med ett gammalt spillkråkebo (Skogsstyrelsen, 2016).</w:t>
-      </w:r>
-    </w:p>
-    <w:p>
-      <w:pPr>
-        <w:pStyle w:val="Heading2"/>
-      </w:pPr>
-      <w:r>
-        <w:t>Referenser – spillkråka</w:t>
-      </w:r>
-    </w:p>
-    <w:p>
-      <w:r>
-        <w:t xml:space="preserve">Skogsstyrelsen, 2016. </w:t>
-      </w:r>
-      <w:r>
-        <w:rPr>
-          <w:i/>
-        </w:rPr>
-        <w:t xml:space="preserve">Vägledning för hänsyn till spillkråka. </w:t>
-      </w:r>
-      <w:r>
-        <w:t>Vägledningar och kunskapsstöd artskydd – Skogsstyrelsen.</w:t>
-      </w:r>
-    </w:p>
-    <w:p>
-      <w:r>
-        <w:t xml:space="preserve">SLU Artdatabanken, 2026. </w:t>
-      </w:r>
-      <w:r>
-        <w:rPr>
-          <w:i/>
-        </w:rPr>
-        <w:t xml:space="preserve">Artfaktablad. Naturvård – artfakta. </w:t>
-      </w:r>
-      <w:r>
-        <w:t>SLU Artdatabanken, Uppsala.</w:t>
       </w:r>
     </w:p>
     <w:p>
@@ -453,6 +363,78 @@
         <w:t>SLU Artdatabanken, Uppsala</w:t>
       </w:r>
     </w:p>
+    <w:p>
+      <w:pPr>
+        <w:pStyle w:val="Heading1"/>
+      </w:pPr>
+      <w:r>
+        <w:t>Spillkråka – ekologi samt krav på livsmiljön</w:t>
+      </w:r>
+    </w:p>
+    <w:p>
+      <w:r>
+        <w:t xml:space="preserve">Spillkråka (§4) ingår i bilaga 1 EU:s fågeldirektiv och är typisk art för </w:t>
+      </w:r>
+      <w:r>
+        <w:rPr>
+          <w:i/>
+        </w:rPr>
+        <w:t xml:space="preserve">9010 Taiga </w:t>
+      </w:r>
+      <w:r>
+        <w:t>och</w:t>
+      </w:r>
+      <w:r>
+        <w:rPr>
+          <w:i/>
+        </w:rPr>
+        <w:t xml:space="preserve"> 9740 Skogsbevuxen myr</w:t>
+      </w:r>
+      <w:r>
+        <w:t>. Den lever i både barr- och blandskog liksom i ren lövskog. De tätaste populationerna tenderar att finnas i äldre, variationsrik blandskog med gott om död ved och gamla träd. Varje par utnyttjar 400–1000 hektar skog beroende på skogens kvalitet. Skogsbruk med korta omloppstider och täta, homogena ungskogar utgör det största hotet (SLU Artdatabanken, 2026).</w:t>
+      </w:r>
+    </w:p>
+    <w:p>
+      <w:r>
+        <w:t>Spillkråka är en nyckelart i skogliga miljöer vars övergivna bohål utnyttjas av flera andra hålhäckande fågelarter och fladdermöss, däribland pärluggla (EN, §4), knipa (§4), salskrake (§4) och skogsduva (§4). Hökuggla (VU, §4) och slaguggla (§4) häckar ofta i högstubbar som brutits av i höjd med ett gammalt spillkråkebo (Skogsstyrelsen, 2016).</w:t>
+      </w:r>
+    </w:p>
+    <w:p>
+      <w:pPr>
+        <w:pStyle w:val="Heading2"/>
+      </w:pPr>
+      <w:r>
+        <w:t>Referenser – spillkråka</w:t>
+      </w:r>
+    </w:p>
+    <w:p>
+      <w:r>
+        <w:t xml:space="preserve">Skogsstyrelsen, 2016. </w:t>
+      </w:r>
+      <w:r>
+        <w:rPr>
+          <w:i/>
+        </w:rPr>
+        <w:t xml:space="preserve">Vägledning för hänsyn till spillkråka. </w:t>
+      </w:r>
+      <w:r>
+        <w:t>Vägledningar och kunskapsstöd artskydd – Skogsstyrelsen.</w:t>
+      </w:r>
+    </w:p>
+    <w:p>
+      <w:r>
+        <w:t xml:space="preserve">SLU Artdatabanken, 2026. </w:t>
+      </w:r>
+      <w:r>
+        <w:rPr>
+          <w:i/>
+        </w:rPr>
+        <w:t xml:space="preserve">Artfaktablad. Naturvård – artfakta. </w:t>
+      </w:r>
+      <w:r>
+        <w:t>SLU Artdatabanken, Uppsala.</w:t>
+      </w:r>
+    </w:p>
     <w:sectPr>
       <w:headerReference w:type="even" r:id="rId8"/>
       <w:headerReference w:type="default" r:id="rId9"/>
@@ -581,7 +563,7 @@
     <w:r>
       <w:tab/>
       <w:tab/>
-      <w:t>2026-06-20</w:t>
+      <w:t>2026-06-21</w:t>
       <w:br/>
       <w:br/>
     </w:r>

--- a/tillsyn/A 45797-2021 tillsynsbegäran.docx
+++ b/tillsyn/A 45797-2021 tillsynsbegäran.docx
@@ -563,7 +563,7 @@
     <w:r>
       <w:tab/>
       <w:tab/>
-      <w:t>2026-06-21</w:t>
+      <w:t>2026-06-22</w:t>
       <w:br/>
       <w:br/>
     </w:r>

--- a/tillsyn/A 45797-2021 tillsynsbegäran.docx
+++ b/tillsyn/A 45797-2021 tillsynsbegäran.docx
@@ -563,7 +563,7 @@
     <w:r>
       <w:tab/>
       <w:tab/>
-      <w:t>2026-06-22</w:t>
+      <w:t>2026-06-23</w:t>
       <w:br/>
       <w:br/>
     </w:r>

--- a/tillsyn/A 45797-2021 tillsynsbegäran.docx
+++ b/tillsyn/A 45797-2021 tillsynsbegäran.docx
@@ -563,7 +563,7 @@
     <w:r>
       <w:tab/>
       <w:tab/>
-      <w:t>2026-06-23</w:t>
+      <w:t>2026-06-24</w:t>
       <w:br/>
       <w:br/>
     </w:r>

--- a/tillsyn/A 45797-2021 tillsynsbegäran.docx
+++ b/tillsyn/A 45797-2021 tillsynsbegäran.docx
@@ -563,7 +563,7 @@
     <w:r>
       <w:tab/>
       <w:tab/>
-      <w:t>2026-06-24</w:t>
+      <w:t>2026-06-25</w:t>
       <w:br/>
       <w:br/>
     </w:r>

--- a/tillsyn/A 45797-2021 tillsynsbegäran.docx
+++ b/tillsyn/A 45797-2021 tillsynsbegäran.docx
@@ -563,7 +563,7 @@
     <w:r>
       <w:tab/>
       <w:tab/>
-      <w:t>2026-06-25</w:t>
+      <w:t>2026-06-26</w:t>
       <w:br/>
       <w:br/>
     </w:r>

--- a/tillsyn/A 45797-2021 tillsynsbegäran.docx
+++ b/tillsyn/A 45797-2021 tillsynsbegäran.docx
@@ -563,7 +563,7 @@
     <w:r>
       <w:tab/>
       <w:tab/>
-      <w:t>2026-06-26</w:t>
+      <w:t>2026-06-27</w:t>
       <w:br/>
       <w:br/>
     </w:r>

--- a/tillsyn/A 45797-2021 tillsynsbegäran.docx
+++ b/tillsyn/A 45797-2021 tillsynsbegäran.docx
@@ -563,7 +563,7 @@
     <w:r>
       <w:tab/>
       <w:tab/>
-      <w:t>2026-06-27</w:t>
+      <w:t>2026-06-28</w:t>
       <w:br/>
       <w:br/>
     </w:r>

--- a/tillsyn/A 45797-2021 tillsynsbegäran.docx
+++ b/tillsyn/A 45797-2021 tillsynsbegäran.docx
@@ -563,7 +563,7 @@
     <w:r>
       <w:tab/>
       <w:tab/>
-      <w:t>2026-06-28</w:t>
+      <w:t>2026-06-29</w:t>
       <w:br/>
       <w:br/>
     </w:r>

--- a/tillsyn/A 45797-2021 tillsynsbegäran.docx
+++ b/tillsyn/A 45797-2021 tillsynsbegäran.docx
@@ -563,7 +563,7 @@
     <w:r>
       <w:tab/>
       <w:tab/>
-      <w:t>2026-06-29</w:t>
+      <w:t>2026-06-30</w:t>
       <w:br/>
       <w:br/>
     </w:r>

--- a/tillsyn/A 45797-2021 tillsynsbegäran.docx
+++ b/tillsyn/A 45797-2021 tillsynsbegäran.docx
@@ -563,7 +563,7 @@
     <w:r>
       <w:tab/>
       <w:tab/>
-      <w:t>2026-06-30</w:t>
+      <w:t>2026-07-01</w:t>
       <w:br/>
       <w:br/>
     </w:r>

--- a/tillsyn/A 45797-2021 tillsynsbegäran.docx
+++ b/tillsyn/A 45797-2021 tillsynsbegäran.docx
@@ -563,7 +563,7 @@
     <w:r>
       <w:tab/>
       <w:tab/>
-      <w:t>2026-07-01</w:t>
+      <w:t>2026-07-02</w:t>
       <w:br/>
       <w:br/>
     </w:r>

--- a/tillsyn/A 45797-2021 tillsynsbegäran.docx
+++ b/tillsyn/A 45797-2021 tillsynsbegäran.docx
@@ -563,7 +563,7 @@
     <w:r>
       <w:tab/>
       <w:tab/>
-      <w:t>2026-07-13</w:t>
+      <w:t>2026-07-14</w:t>
       <w:br/>
       <w:br/>
     </w:r>

--- a/tillsyn/A 45797-2021 tillsynsbegäran.docx
+++ b/tillsyn/A 45797-2021 tillsynsbegäran.docx
@@ -563,7 +563,7 @@
     <w:r>
       <w:tab/>
       <w:tab/>
-      <w:t>2026-07-14</w:t>
+      <w:t>2026-07-15</w:t>
       <w:br/>
       <w:br/>
     </w:r>

--- a/tillsyn/A 45797-2021 tillsynsbegäran.docx
+++ b/tillsyn/A 45797-2021 tillsynsbegäran.docx
@@ -563,7 +563,7 @@
     <w:r>
       <w:tab/>
       <w:tab/>
-      <w:t>2026-07-15</w:t>
+      <w:t>2026-07-16</w:t>
       <w:br/>
       <w:br/>
     </w:r>

--- a/tillsyn/A 45797-2021 tillsynsbegäran.docx
+++ b/tillsyn/A 45797-2021 tillsynsbegäran.docx
@@ -563,7 +563,7 @@
     <w:r>
       <w:tab/>
       <w:tab/>
-      <w:t>2026-07-16</w:t>
+      <w:t>2026-07-17</w:t>
       <w:br/>
       <w:br/>
     </w:r>

--- a/tillsyn/A 45797-2021 tillsynsbegäran.docx
+++ b/tillsyn/A 45797-2021 tillsynsbegäran.docx
@@ -563,7 +563,7 @@
     <w:r>
       <w:tab/>
       <w:tab/>
-      <w:t>2026-07-17</w:t>
+      <w:t>2026-07-18</w:t>
       <w:br/>
       <w:br/>
     </w:r>

--- a/tillsyn/A 45797-2021 tillsynsbegäran.docx
+++ b/tillsyn/A 45797-2021 tillsynsbegäran.docx
@@ -563,7 +563,7 @@
     <w:r>
       <w:tab/>
       <w:tab/>
-      <w:t>2026-07-18</w:t>
+      <w:t>2026-07-19</w:t>
       <w:br/>
       <w:br/>
     </w:r>

--- a/tillsyn/A 45797-2021 tillsynsbegäran.docx
+++ b/tillsyn/A 45797-2021 tillsynsbegäran.docx
@@ -563,7 +563,7 @@
     <w:r>
       <w:tab/>
       <w:tab/>
-      <w:t>2026-07-19</w:t>
+      <w:t>2026-07-20</w:t>
       <w:br/>
       <w:br/>
     </w:r>

--- a/tillsyn/A 45797-2021 tillsynsbegäran.docx
+++ b/tillsyn/A 45797-2021 tillsynsbegäran.docx
@@ -563,7 +563,7 @@
     <w:r>
       <w:tab/>
       <w:tab/>
-      <w:t>2026-07-20</w:t>
+      <w:t>2026-07-21</w:t>
       <w:br/>
       <w:br/>
     </w:r>

--- a/tillsyn/A 45797-2021 tillsynsbegäran.docx
+++ b/tillsyn/A 45797-2021 tillsynsbegäran.docx
@@ -563,7 +563,7 @@
     <w:r>
       <w:tab/>
       <w:tab/>
-      <w:t>2026-07-21</w:t>
+      <w:t>2026-07-22</w:t>
       <w:br/>
       <w:br/>
     </w:r>

--- a/tillsyn/A 45797-2021 tillsynsbegäran.docx
+++ b/tillsyn/A 45797-2021 tillsynsbegäran.docx
@@ -563,7 +563,7 @@
     <w:r>
       <w:tab/>
       <w:tab/>
-      <w:t>2026-07-22</w:t>
+      <w:t>2026-07-23</w:t>
       <w:br/>
       <w:br/>
     </w:r>

--- a/tillsyn/A 45797-2021 tillsynsbegäran.docx
+++ b/tillsyn/A 45797-2021 tillsynsbegäran.docx
@@ -563,7 +563,7 @@
     <w:r>
       <w:tab/>
       <w:tab/>
-      <w:t>2026-07-23</w:t>
+      <w:t>2026-07-24</w:t>
       <w:br/>
       <w:br/>
     </w:r>

--- a/tillsyn/A 45797-2021 tillsynsbegäran.docx
+++ b/tillsyn/A 45797-2021 tillsynsbegäran.docx
@@ -563,7 +563,7 @@
     <w:r>
       <w:tab/>
       <w:tab/>
-      <w:t>2026-07-24</w:t>
+      <w:t>2026-07-25</w:t>
       <w:br/>
       <w:br/>
     </w:r>

--- a/tillsyn/A 45797-2021 tillsynsbegäran.docx
+++ b/tillsyn/A 45797-2021 tillsynsbegäran.docx
@@ -563,7 +563,7 @@
     <w:r>
       <w:tab/>
       <w:tab/>
-      <w:t>2026-07-25</w:t>
+      <w:t>2026-07-26</w:t>
       <w:br/>
       <w:br/>
     </w:r>

--- a/tillsyn/A 45797-2021 tillsynsbegäran.docx
+++ b/tillsyn/A 45797-2021 tillsynsbegäran.docx
@@ -563,7 +563,7 @@
     <w:r>
       <w:tab/>
       <w:tab/>
-      <w:t>2026-07-26</w:t>
+      <w:t>2026-07-27</w:t>
       <w:br/>
       <w:br/>
     </w:r>

--- a/tillsyn/A 45797-2021 tillsynsbegäran.docx
+++ b/tillsyn/A 45797-2021 tillsynsbegäran.docx
@@ -563,7 +563,7 @@
     <w:r>
       <w:tab/>
       <w:tab/>
-      <w:t>2026-07-27</w:t>
+      <w:t>2026-07-28</w:t>
       <w:br/>
       <w:br/>
     </w:r>

--- a/tillsyn/A 45797-2021 tillsynsbegäran.docx
+++ b/tillsyn/A 45797-2021 tillsynsbegäran.docx
@@ -563,7 +563,7 @@
     <w:r>
       <w:tab/>
       <w:tab/>
-      <w:t>2026-07-28</w:t>
+      <w:t>2026-07-29</w:t>
       <w:br/>
       <w:br/>
     </w:r>

--- a/tillsyn/A 45797-2021 tillsynsbegäran.docx
+++ b/tillsyn/A 45797-2021 tillsynsbegäran.docx
@@ -563,7 +563,7 @@
     <w:r>
       <w:tab/>
       <w:tab/>
-      <w:t>2026-07-29</w:t>
+      <w:t>2026-07-30</w:t>
       <w:br/>
       <w:br/>
     </w:r>

--- a/tillsyn/A 45797-2021 tillsynsbegäran.docx
+++ b/tillsyn/A 45797-2021 tillsynsbegäran.docx
@@ -563,7 +563,7 @@
     <w:r>
       <w:tab/>
       <w:tab/>
-      <w:t>2026-07-30</w:t>
+      <w:t>2026-07-31</w:t>
       <w:br/>
       <w:br/>
     </w:r>

--- a/tillsyn/A 45797-2021 tillsynsbegäran.docx
+++ b/tillsyn/A 45797-2021 tillsynsbegäran.docx
@@ -563,7 +563,7 @@
     <w:r>
       <w:tab/>
       <w:tab/>
-      <w:t>2026-07-31</w:t>
+      <w:t>2026-08-01</w:t>
       <w:br/>
       <w:br/>
     </w:r>

--- a/tillsyn/A 45797-2021 tillsynsbegäran.docx
+++ b/tillsyn/A 45797-2021 tillsynsbegäran.docx
@@ -563,7 +563,7 @@
     <w:r>
       <w:tab/>
       <w:tab/>
-      <w:t>2026-08-01</w:t>
+      <w:t>2026-08-02</w:t>
       <w:br/>
       <w:br/>
     </w:r>

--- a/tillsyn/A 45797-2021 tillsynsbegäran.docx
+++ b/tillsyn/A 45797-2021 tillsynsbegäran.docx
@@ -563,7 +563,7 @@
     <w:r>
       <w:tab/>
       <w:tab/>
-      <w:t>2026-08-02</w:t>
+      <w:t>2026-08-03</w:t>
       <w:br/>
       <w:br/>
     </w:r>

--- a/tillsyn/A 45797-2021 tillsynsbegäran.docx
+++ b/tillsyn/A 45797-2021 tillsynsbegäran.docx
@@ -563,7 +563,7 @@
     <w:r>
       <w:tab/>
       <w:tab/>
-      <w:t>2026-08-03</w:t>
+      <w:t>2026-08-05</w:t>
       <w:br/>
       <w:br/>
     </w:r>

--- a/tillsyn/A 45797-2021 tillsynsbegäran.docx
+++ b/tillsyn/A 45797-2021 tillsynsbegäran.docx
@@ -563,7 +563,7 @@
     <w:r>
       <w:tab/>
       <w:tab/>
-      <w:t>2026-08-05</w:t>
+      <w:t>2026-08-07</w:t>
       <w:br/>
       <w:br/>
     </w:r>

--- a/tillsyn/A 45797-2021 tillsynsbegäran.docx
+++ b/tillsyn/A 45797-2021 tillsynsbegäran.docx
@@ -563,7 +563,7 @@
     <w:r>
       <w:tab/>
       <w:tab/>
-      <w:t>2026-08-07</w:t>
+      <w:t>2026-08-08</w:t>
       <w:br/>
       <w:br/>
     </w:r>

--- a/tillsyn/A 45797-2021 tillsynsbegäran.docx
+++ b/tillsyn/A 45797-2021 tillsynsbegäran.docx
@@ -60,7 +60,7 @@
         <w:spacing w:after="240"/>
       </w:pPr>
       <w:r>
-        <w:t>Figur 1. Fyndplatser för naturvårdsarter i och inom 13 meter från avverkningsanmälan. Markörer utan svart kant är placerade på fyndplatsen. Markörer med svart kant är placerade vid sidan av fyndplatsen har ett svart streck som visar fyndplatsens exakta position. Kartans mittpunktskoordinat är N 6660704, E 488937 i SWEREF 99 TM.</w:t>
+        <w:t>Figur 1. Fyndplatser för naturvårdsarter i och inom 13 meter från avverkningsanmälan. Markörer utan svart kant är placerade på fyndplatsen. Markörer med svart kant är placerade vid sidan av fyndplatsen och har ett svart streck som visar fyndplatsens exakta position. Kartans mittpunktskoordinat är N 6660704, E 488937 i SWEREF 99 TM.</w:t>
       </w:r>
     </w:p>
     <w:p>
@@ -563,7 +563,7 @@
     <w:r>
       <w:tab/>
       <w:tab/>
-      <w:t>2026-08-14</w:t>
+      <w:t>2026-08-15</w:t>
       <w:br/>
       <w:br/>
     </w:r>

--- a/tillsyn/A 45797-2021 tillsynsbegäran.docx
+++ b/tillsyn/A 45797-2021 tillsynsbegäran.docx
@@ -563,7 +563,7 @@
     <w:r>
       <w:tab/>
       <w:tab/>
-      <w:t>2026-08-15</w:t>
+      <w:t>2026-08-16</w:t>
       <w:br/>
       <w:br/>
     </w:r>

--- a/tillsyn/A 45797-2021 tillsynsbegäran.docx
+++ b/tillsyn/A 45797-2021 tillsynsbegäran.docx
@@ -563,7 +563,7 @@
     <w:r>
       <w:tab/>
       <w:tab/>
-      <w:t>2026-08-16</w:t>
+      <w:t>2026-08-17</w:t>
       <w:br/>
       <w:br/>
     </w:r>

--- a/tillsyn/A 45797-2021 tillsynsbegäran.docx
+++ b/tillsyn/A 45797-2021 tillsynsbegäran.docx
@@ -563,7 +563,7 @@
     <w:r>
       <w:tab/>
       <w:tab/>
-      <w:t>2026-08-17</w:t>
+      <w:t>2026-08-18</w:t>
       <w:br/>
       <w:br/>
     </w:r>

--- a/tillsyn/A 45797-2021 tillsynsbegäran.docx
+++ b/tillsyn/A 45797-2021 tillsynsbegäran.docx
@@ -563,7 +563,7 @@
     <w:r>
       <w:tab/>
       <w:tab/>
-      <w:t>2026-08-18</w:t>
+      <w:t>2026-08-19</w:t>
       <w:br/>
       <w:br/>
     </w:r>

--- a/tillsyn/A 45797-2021 tillsynsbegäran.docx
+++ b/tillsyn/A 45797-2021 tillsynsbegäran.docx
@@ -563,7 +563,7 @@
     <w:r>
       <w:tab/>
       <w:tab/>
-      <w:t>2026-08-19</w:t>
+      <w:t>2026-08-20</w:t>
       <w:br/>
       <w:br/>
     </w:r>

--- a/tillsyn/A 45797-2021 tillsynsbegäran.docx
+++ b/tillsyn/A 45797-2021 tillsynsbegäran.docx
@@ -563,7 +563,7 @@
     <w:r>
       <w:tab/>
       <w:tab/>
-      <w:t>2026-08-20</w:t>
+      <w:t>2026-08-21</w:t>
       <w:br/>
       <w:br/>
     </w:r>

--- a/tillsyn/A 45797-2021 tillsynsbegäran.docx
+++ b/tillsyn/A 45797-2021 tillsynsbegäran.docx
@@ -563,7 +563,7 @@
     <w:r>
       <w:tab/>
       <w:tab/>
-      <w:t>2026-08-21</w:t>
+      <w:t>2026-08-22</w:t>
       <w:br/>
       <w:br/>
     </w:r>

--- a/tillsyn/A 45797-2021 tillsynsbegäran.docx
+++ b/tillsyn/A 45797-2021 tillsynsbegäran.docx
@@ -563,7 +563,7 @@
     <w:r>
       <w:tab/>
       <w:tab/>
-      <w:t>2026-08-22</w:t>
+      <w:t>2026-08-23</w:t>
       <w:br/>
       <w:br/>
     </w:r>

--- a/tillsyn/A 45797-2021 tillsynsbegäran.docx
+++ b/tillsyn/A 45797-2021 tillsynsbegäran.docx
@@ -563,7 +563,7 @@
     <w:r>
       <w:tab/>
       <w:tab/>
-      <w:t>2026-08-23</w:t>
+      <w:t>2026-08-24</w:t>
       <w:br/>
       <w:br/>
     </w:r>

--- a/tillsyn/A 45797-2021 tillsynsbegäran.docx
+++ b/tillsyn/A 45797-2021 tillsynsbegäran.docx
@@ -563,7 +563,7 @@
     <w:r>
       <w:tab/>
       <w:tab/>
-      <w:t>2026-08-24</w:t>
+      <w:t>2026-08-25</w:t>
       <w:br/>
       <w:br/>
     </w:r>

--- a/tillsyn/A 45797-2021 tillsynsbegäran.docx
+++ b/tillsyn/A 45797-2021 tillsynsbegäran.docx
@@ -563,7 +563,7 @@
     <w:r>
       <w:tab/>
       <w:tab/>
-      <w:t>2026-08-25</w:t>
+      <w:t>2026-08-26</w:t>
       <w:br/>
       <w:br/>
     </w:r>

--- a/tillsyn/A 45797-2021 tillsynsbegäran.docx
+++ b/tillsyn/A 45797-2021 tillsynsbegäran.docx
@@ -563,7 +563,7 @@
     <w:r>
       <w:tab/>
       <w:tab/>
-      <w:t>2026-08-26</w:t>
+      <w:t>2026-08-27</w:t>
       <w:br/>
       <w:br/>
     </w:r>

--- a/tillsyn/A 45797-2021 tillsynsbegäran.docx
+++ b/tillsyn/A 45797-2021 tillsynsbegäran.docx
@@ -563,7 +563,7 @@
     <w:r>
       <w:tab/>
       <w:tab/>
-      <w:t>2026-08-27</w:t>
+      <w:t>2026-08-28</w:t>
       <w:br/>
       <w:br/>
     </w:r>

--- a/tillsyn/A 45797-2021 tillsynsbegäran.docx
+++ b/tillsyn/A 45797-2021 tillsynsbegäran.docx
@@ -563,7 +563,7 @@
     <w:r>
       <w:tab/>
       <w:tab/>
-      <w:t>2026-08-28</w:t>
+      <w:t>2026-08-29</w:t>
       <w:br/>
       <w:br/>
     </w:r>

--- a/tillsyn/A 45797-2021 tillsynsbegäran.docx
+++ b/tillsyn/A 45797-2021 tillsynsbegäran.docx
@@ -563,7 +563,7 @@
     <w:r>
       <w:tab/>
       <w:tab/>
-      <w:t>2026-08-29</w:t>
+      <w:t>2026-08-31</w:t>
       <w:br/>
       <w:br/>
     </w:r>

--- a/tillsyn/A 45797-2021 tillsynsbegäran.docx
+++ b/tillsyn/A 45797-2021 tillsynsbegäran.docx
@@ -563,7 +563,7 @@
     <w:r>
       <w:tab/>
       <w:tab/>
-      <w:t>2026-08-31</w:t>
+      <w:t>2026-09-01</w:t>
       <w:br/>
       <w:br/>
     </w:r>

--- a/tillsyn/A 45797-2021 tillsynsbegäran.docx
+++ b/tillsyn/A 45797-2021 tillsynsbegäran.docx
@@ -563,7 +563,7 @@
     <w:r>
       <w:tab/>
       <w:tab/>
-      <w:t>2026-09-01</w:t>
+      <w:t>2026-09-02</w:t>
       <w:br/>
       <w:br/>
     </w:r>
